--- a/docs/PrettyGirl_v1.docx
+++ b/docs/PrettyGirl_v1.docx
@@ -39,16 +39,16 @@
             <mc:AlternateContent>
               <mc:Choice Requires="wps">
                 <w:drawing>
-                  <wp:anchor distT="0" distB="0" distL="114300" distR="114300" simplePos="0" relativeHeight="251671040" behindDoc="0" locked="0" layoutInCell="1" allowOverlap="1" wp14:anchorId="7C871A7A" wp14:editId="43DF1374">
+                  <wp:anchor distT="0" distB="0" distL="114300" distR="114300" simplePos="0" relativeHeight="251671040" behindDoc="0" locked="0" layoutInCell="1" allowOverlap="1" wp14:anchorId="7C871A7A" wp14:editId="3853AA17">
                     <wp:simplePos x="0" y="0"/>
                     <wp:positionH relativeFrom="margin">
-                      <wp:posOffset>836129</wp:posOffset>
+                      <wp:posOffset>835660</wp:posOffset>
                     </wp:positionH>
                     <wp:positionV relativeFrom="margin">
-                      <wp:posOffset>1573061</wp:posOffset>
+                      <wp:align>center</wp:align>
                     </wp:positionV>
                     <wp:extent cx="4541272" cy="365760"/>
-                    <wp:effectExtent l="0" t="0" r="12065" b="7620"/>
+                    <wp:effectExtent l="0" t="0" r="12065" b="1905"/>
                     <wp:wrapNone/>
                     <wp:docPr id="41" name="Cuadro de texto 41"/>
                     <wp:cNvGraphicFramePr/>
@@ -101,7 +101,6 @@
                                   <w:rPr>
                                     <w:b/>
                                     <w:bCs/>
-                                    <w:color w:val="5B9BD5" w:themeColor="accent5"/>
                                     <w:sz w:val="40"/>
                                     <w:szCs w:val="40"/>
                                   </w:rPr>
@@ -110,7 +109,6 @@
                                   <w:rPr>
                                     <w:b/>
                                     <w:bCs/>
-                                    <w:color w:val="5B9BD5" w:themeColor="accent5"/>
                                     <w:sz w:val="40"/>
                                     <w:szCs w:val="40"/>
                                   </w:rPr>
@@ -125,74 +123,6 @@
                                     <w:numId w:val="44"/>
                                   </w:numPr>
                                   <w:rPr>
-                                    <w:color w:val="5B9BD5" w:themeColor="accent5"/>
-                                    <w:sz w:val="40"/>
-                                    <w:szCs w:val="40"/>
-                                  </w:rPr>
-                                </w:pPr>
-                                <w:sdt>
-                                  <w:sdtPr>
-                                    <w:rPr>
-                                      <w:color w:val="5B9BD5" w:themeColor="accent5"/>
-                                      <w:sz w:val="40"/>
-                                      <w:szCs w:val="40"/>
-                                    </w:rPr>
-                                    <w:alias w:val="Autor"/>
-                                    <w:tag w:val=""/>
-                                    <w:id w:val="-2041584766"/>
-                                    <w:dataBinding w:prefixMappings="xmlns:ns0='http://purl.org/dc/elements/1.1/' xmlns:ns1='http://schemas.openxmlformats.org/package/2006/metadata/core-properties' " w:xpath="/ns1:coreProperties[1]/ns0:creator[1]" w:storeItemID="{6C3C8BC8-F283-45AE-878A-BAB7291924A1}"/>
-                                    <w:text/>
-                                  </w:sdtPr>
-                                  <w:sdtContent>
-                                    <w:proofErr w:type="spellStart"/>
-                                    <w:r>
-                                      <w:rPr>
-                                        <w:color w:val="5B9BD5" w:themeColor="accent5"/>
-                                        <w:sz w:val="40"/>
-                                        <w:szCs w:val="40"/>
-                                      </w:rPr>
-                                      <w:t>Anyoza</w:t>
-                                    </w:r>
-                                    <w:proofErr w:type="spellEnd"/>
-                                    <w:r>
-                                      <w:rPr>
-                                        <w:color w:val="5B9BD5" w:themeColor="accent5"/>
-                                        <w:sz w:val="40"/>
-                                        <w:szCs w:val="40"/>
-                                      </w:rPr>
-                                      <w:t xml:space="preserve"> </w:t>
-                                    </w:r>
-                                    <w:proofErr w:type="spellStart"/>
-                                    <w:r>
-                                      <w:rPr>
-                                        <w:color w:val="5B9BD5" w:themeColor="accent5"/>
-                                        <w:sz w:val="40"/>
-                                        <w:szCs w:val="40"/>
-                                      </w:rPr>
-                                      <w:t>Quispichuco</w:t>
-                                    </w:r>
-                                    <w:proofErr w:type="spellEnd"/>
-                                    <w:r>
-                                      <w:rPr>
-                                        <w:color w:val="5B9BD5" w:themeColor="accent5"/>
-                                        <w:sz w:val="40"/>
-                                        <w:szCs w:val="40"/>
-                                      </w:rPr>
-                                      <w:t>, Joel André</w:t>
-                                    </w:r>
-                                  </w:sdtContent>
-                                </w:sdt>
-                              </w:p>
-                              <w:p>
-                                <w:pPr>
-                                  <w:pStyle w:val="Sinespaciado"/>
-                                  <w:numPr>
-                                    <w:ilvl w:val="0"/>
-                                    <w:numId w:val="44"/>
-                                  </w:numPr>
-                                  <w:rPr>
-                                    <w:rFonts w:ascii="Segoe UI" w:hAnsi="Segoe UI" w:cs="Segoe UI"/>
-                                    <w:color w:val="5B9BD5" w:themeColor="accent5"/>
                                     <w:sz w:val="40"/>
                                     <w:szCs w:val="40"/>
                                   </w:rPr>
@@ -200,95 +130,16 @@
                                 <w:r>
                                   <w:rPr>
                                     <w:rFonts w:ascii="Segoe UI" w:hAnsi="Segoe UI" w:cs="Segoe UI"/>
-                                    <w:color w:val="5B9BD5" w:themeColor="accent5"/>
                                     <w:sz w:val="40"/>
                                     <w:szCs w:val="40"/>
                                   </w:rPr>
-                                  <w:t>Gonzales Sangama</w:t>
-                                </w:r>
-                                <w:r>
-                                  <w:rPr>
-                                    <w:rFonts w:ascii="Segoe UI" w:hAnsi="Segoe UI" w:cs="Segoe UI"/>
-                                    <w:color w:val="5B9BD5" w:themeColor="accent5"/>
-                                    <w:sz w:val="40"/>
-                                    <w:szCs w:val="40"/>
-                                  </w:rPr>
-                                  <w:t xml:space="preserve">, </w:t>
-                                </w:r>
-                                <w:r>
-                                  <w:rPr>
-                                    <w:rFonts w:ascii="Segoe UI" w:hAnsi="Segoe UI" w:cs="Segoe UI"/>
-                                    <w:color w:val="5B9BD5" w:themeColor="accent5"/>
-                                    <w:sz w:val="40"/>
-                                    <w:szCs w:val="40"/>
-                                  </w:rPr>
-                                  <w:t>Diego</w:t>
-                                </w:r>
-                              </w:p>
-                              <w:p>
-                                <w:pPr>
-                                  <w:pStyle w:val="Sinespaciado"/>
-                                  <w:numPr>
-                                    <w:ilvl w:val="0"/>
-                                    <w:numId w:val="44"/>
-                                  </w:numPr>
-                                  <w:rPr>
-                                    <w:color w:val="5B9BD5" w:themeColor="accent5"/>
-                                    <w:sz w:val="40"/>
-                                    <w:szCs w:val="40"/>
-                                  </w:rPr>
-                                </w:pPr>
-                                <w:r>
-                                  <w:rPr>
-                                    <w:rFonts w:ascii="Segoe UI" w:hAnsi="Segoe UI" w:cs="Segoe UI"/>
-                                    <w:color w:val="5B9BD5" w:themeColor="accent5"/>
-                                    <w:sz w:val="40"/>
-                                    <w:szCs w:val="40"/>
-                                  </w:rPr>
-                                  <w:t>Grados V</w:t>
-                                </w:r>
-                                <w:r>
-                                  <w:rPr>
-                                    <w:rFonts w:ascii="Segoe UI" w:hAnsi="Segoe UI" w:cs="Segoe UI"/>
-                                    <w:color w:val="5B9BD5" w:themeColor="accent5"/>
-                                    <w:sz w:val="40"/>
-                                    <w:szCs w:val="40"/>
-                                  </w:rPr>
-                                  <w:t>é</w:t>
-                                </w:r>
-                                <w:r>
-                                  <w:rPr>
-                                    <w:rFonts w:ascii="Segoe UI" w:hAnsi="Segoe UI" w:cs="Segoe UI"/>
-                                    <w:color w:val="5B9BD5" w:themeColor="accent5"/>
-                                    <w:sz w:val="40"/>
-                                    <w:szCs w:val="40"/>
-                                  </w:rPr>
-                                  <w:t>rtiz</w:t>
-                                </w:r>
-                                <w:r>
-                                  <w:rPr>
-                                    <w:rFonts w:ascii="Segoe UI" w:hAnsi="Segoe UI" w:cs="Segoe UI"/>
-                                    <w:color w:val="5B9BD5" w:themeColor="accent5"/>
-                                    <w:sz w:val="40"/>
-                                    <w:szCs w:val="40"/>
-                                  </w:rPr>
-                                  <w:t xml:space="preserve">, </w:t>
-                                </w:r>
-                                <w:r>
-                                  <w:rPr>
-                                    <w:rFonts w:ascii="Segoe UI" w:hAnsi="Segoe UI" w:cs="Segoe UI"/>
-                                    <w:color w:val="5B9BD5" w:themeColor="accent5"/>
-                                    <w:sz w:val="40"/>
-                                    <w:szCs w:val="40"/>
-                                  </w:rPr>
-                                  <w:t>Tatiana</w:t>
+                                  <w:t>Grados Vértiz, Tatiana</w:t>
                                 </w:r>
                               </w:p>
                               <w:p>
                                 <w:pPr>
                                   <w:pStyle w:val="Sinespaciado"/>
                                   <w:rPr>
-                                    <w:color w:val="5B9BD5" w:themeColor="accent5"/>
                                     <w:sz w:val="40"/>
                                     <w:szCs w:val="40"/>
                                   </w:rPr>
@@ -301,7 +152,6 @@
                                     <w:rFonts w:ascii="Segoe UI" w:hAnsi="Segoe UI" w:cs="Segoe UI"/>
                                     <w:b/>
                                     <w:bCs/>
-                                    <w:color w:val="5B9BD5" w:themeColor="accent5"/>
                                     <w:sz w:val="40"/>
                                     <w:szCs w:val="40"/>
                                   </w:rPr>
@@ -311,7 +161,6 @@
                                     <w:rFonts w:ascii="Segoe UI" w:hAnsi="Segoe UI" w:cs="Segoe UI"/>
                                     <w:b/>
                                     <w:bCs/>
-                                    <w:color w:val="5B9BD5" w:themeColor="accent5"/>
                                     <w:sz w:val="40"/>
                                     <w:szCs w:val="40"/>
                                   </w:rPr>
@@ -326,7 +175,6 @@
                                     <w:numId w:val="45"/>
                                   </w:numPr>
                                   <w:rPr>
-                                    <w:color w:val="5B9BD5" w:themeColor="accent5"/>
                                     <w:sz w:val="40"/>
                                     <w:szCs w:val="40"/>
                                   </w:rPr>
@@ -334,7 +182,6 @@
                                 <w:r>
                                   <w:rPr>
                                     <w:rFonts w:ascii="Segoe UI" w:hAnsi="Segoe UI" w:cs="Segoe UI"/>
-                                    <w:color w:val="5B9BD5" w:themeColor="accent5"/>
                                     <w:sz w:val="40"/>
                                     <w:szCs w:val="40"/>
                                   </w:rPr>
@@ -344,7 +191,6 @@
                                 <w:r>
                                   <w:rPr>
                                     <w:rFonts w:ascii="Segoe UI" w:hAnsi="Segoe UI" w:cs="Segoe UI"/>
-                                    <w:color w:val="5B9BD5" w:themeColor="accent5"/>
                                     <w:sz w:val="40"/>
                                     <w:szCs w:val="40"/>
                                   </w:rPr>
@@ -356,7 +202,6 @@
                                 <w:pPr>
                                   <w:pStyle w:val="Sinespaciado"/>
                                   <w:rPr>
-                                    <w:color w:val="5B9BD5" w:themeColor="accent5"/>
                                     <w:sz w:val="40"/>
                                     <w:szCs w:val="40"/>
                                   </w:rPr>
@@ -368,7 +213,6 @@
                                   <w:rPr>
                                     <w:b/>
                                     <w:bCs/>
-                                    <w:color w:val="5B9BD5" w:themeColor="accent5"/>
                                     <w:sz w:val="40"/>
                                     <w:szCs w:val="40"/>
                                   </w:rPr>
@@ -377,7 +221,6 @@
                                   <w:rPr>
                                     <w:b/>
                                     <w:bCs/>
-                                    <w:color w:val="5B9BD5" w:themeColor="accent5"/>
                                     <w:sz w:val="40"/>
                                     <w:szCs w:val="40"/>
                                   </w:rPr>
@@ -392,14 +235,12 @@
                                     <w:numId w:val="45"/>
                                   </w:numPr>
                                   <w:rPr>
-                                    <w:color w:val="5B9BD5" w:themeColor="accent5"/>
                                     <w:sz w:val="40"/>
                                     <w:szCs w:val="40"/>
                                   </w:rPr>
                                 </w:pPr>
                                 <w:r>
                                   <w:rPr>
-                                    <w:color w:val="5B9BD5" w:themeColor="accent5"/>
                                     <w:sz w:val="40"/>
                                     <w:szCs w:val="40"/>
                                   </w:rPr>
@@ -410,7 +251,6 @@
                                 <w:pPr>
                                   <w:pStyle w:val="Sinespaciado"/>
                                   <w:rPr>
-                                    <w:color w:val="5B9BD5" w:themeColor="accent5"/>
                                     <w:sz w:val="40"/>
                                     <w:szCs w:val="40"/>
                                   </w:rPr>
@@ -422,7 +262,6 @@
                                   <w:rPr>
                                     <w:b/>
                                     <w:bCs/>
-                                    <w:color w:val="5B9BD5" w:themeColor="accent5"/>
                                     <w:sz w:val="40"/>
                                     <w:szCs w:val="40"/>
                                   </w:rPr>
@@ -431,21 +270,10 @@
                                   <w:rPr>
                                     <w:b/>
                                     <w:bCs/>
-                                    <w:color w:val="5B9BD5" w:themeColor="accent5"/>
                                     <w:sz w:val="40"/>
                                     <w:szCs w:val="40"/>
                                   </w:rPr>
-                                  <w:t>CICLO</w:t>
-                                </w:r>
-                                <w:r>
-                                  <w:rPr>
-                                    <w:b/>
-                                    <w:bCs/>
-                                    <w:color w:val="5B9BD5" w:themeColor="accent5"/>
-                                    <w:sz w:val="40"/>
-                                    <w:szCs w:val="40"/>
-                                  </w:rPr>
-                                  <w:t>:</w:t>
+                                  <w:t>CICLO:</w:t>
                                 </w:r>
                               </w:p>
                               <w:p>
@@ -456,14 +284,12 @@
                                     <w:numId w:val="45"/>
                                   </w:numPr>
                                   <w:rPr>
-                                    <w:color w:val="5B9BD5" w:themeColor="accent5"/>
                                     <w:sz w:val="40"/>
                                     <w:szCs w:val="40"/>
                                   </w:rPr>
                                 </w:pPr>
                                 <w:r>
                                   <w:rPr>
-                                    <w:color w:val="5B9BD5" w:themeColor="accent5"/>
                                     <w:sz w:val="40"/>
                                     <w:szCs w:val="40"/>
                                   </w:rPr>
@@ -475,7 +301,6 @@
                                   <w:pStyle w:val="Sinespaciado"/>
                                   <w:rPr>
                                     <w:rFonts w:ascii="Segoe UI" w:hAnsi="Segoe UI" w:cs="Segoe UI"/>
-                                    <w:color w:val="5B9BD5" w:themeColor="accent5"/>
                                     <w:sz w:val="40"/>
                                     <w:szCs w:val="40"/>
                                   </w:rPr>
@@ -507,7 +332,7 @@
                     <v:stroke joinstyle="miter"/>
                     <v:path gradientshapeok="t" o:connecttype="rect"/>
                   </v:shapetype>
-                  <v:shape id="Cuadro de texto 41" o:spid="_x0000_s1026" type="#_x0000_t202" style="position:absolute;margin-left:65.85pt;margin-top:123.85pt;width:357.6pt;height:28.8pt;z-index:251671040;visibility:visible;mso-wrap-style:square;mso-width-percent:0;mso-height-percent:0;mso-wrap-distance-left:9pt;mso-wrap-distance-top:0;mso-wrap-distance-right:9pt;mso-wrap-distance-bottom:0;mso-position-horizontal:absolute;mso-position-horizontal-relative:margin;mso-position-vertical:absolute;mso-position-vertical-relative:margin;mso-width-percent:0;mso-height-percent:0;mso-width-relative:page;mso-height-relative:margin;v-text-anchor:bottom" o:gfxdata="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" filled="f" stroked="f" strokeweight=".5pt">
+                  <v:shape id="Cuadro de texto 41" o:spid="_x0000_s1026" type="#_x0000_t202" style="position:absolute;margin-left:65.8pt;margin-top:0;width:357.6pt;height:28.8pt;z-index:251671040;visibility:visible;mso-wrap-style:square;mso-width-percent:0;mso-height-percent:0;mso-wrap-distance-left:9pt;mso-wrap-distance-top:0;mso-wrap-distance-right:9pt;mso-wrap-distance-bottom:0;mso-position-horizontal:absolute;mso-position-horizontal-relative:margin;mso-position-vertical:center;mso-position-vertical-relative:margin;mso-width-percent:0;mso-height-percent:0;mso-width-relative:page;mso-height-relative:margin;v-text-anchor:bottom" o:gfxdata="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" filled="f" stroked="f" strokeweight=".5pt">
                     <v:textbox style="mso-fit-shape-to-text:t" inset="0,0,0,0">
                       <w:txbxContent>
                         <w:p>
@@ -525,7 +350,6 @@
                             <w:rPr>
                               <w:b/>
                               <w:bCs/>
-                              <w:color w:val="5B9BD5" w:themeColor="accent5"/>
                               <w:sz w:val="40"/>
                               <w:szCs w:val="40"/>
                             </w:rPr>
@@ -534,7 +358,6 @@
                             <w:rPr>
                               <w:b/>
                               <w:bCs/>
-                              <w:color w:val="5B9BD5" w:themeColor="accent5"/>
                               <w:sz w:val="40"/>
                               <w:szCs w:val="40"/>
                             </w:rPr>
@@ -549,74 +372,6 @@
                               <w:numId w:val="44"/>
                             </w:numPr>
                             <w:rPr>
-                              <w:color w:val="5B9BD5" w:themeColor="accent5"/>
-                              <w:sz w:val="40"/>
-                              <w:szCs w:val="40"/>
-                            </w:rPr>
-                          </w:pPr>
-                          <w:sdt>
-                            <w:sdtPr>
-                              <w:rPr>
-                                <w:color w:val="5B9BD5" w:themeColor="accent5"/>
-                                <w:sz w:val="40"/>
-                                <w:szCs w:val="40"/>
-                              </w:rPr>
-                              <w:alias w:val="Autor"/>
-                              <w:tag w:val=""/>
-                              <w:id w:val="-2041584766"/>
-                              <w:dataBinding w:prefixMappings="xmlns:ns0='http://purl.org/dc/elements/1.1/' xmlns:ns1='http://schemas.openxmlformats.org/package/2006/metadata/core-properties' " w:xpath="/ns1:coreProperties[1]/ns0:creator[1]" w:storeItemID="{6C3C8BC8-F283-45AE-878A-BAB7291924A1}"/>
-                              <w:text/>
-                            </w:sdtPr>
-                            <w:sdtContent>
-                              <w:proofErr w:type="spellStart"/>
-                              <w:r>
-                                <w:rPr>
-                                  <w:color w:val="5B9BD5" w:themeColor="accent5"/>
-                                  <w:sz w:val="40"/>
-                                  <w:szCs w:val="40"/>
-                                </w:rPr>
-                                <w:t>Anyoza</w:t>
-                              </w:r>
-                              <w:proofErr w:type="spellEnd"/>
-                              <w:r>
-                                <w:rPr>
-                                  <w:color w:val="5B9BD5" w:themeColor="accent5"/>
-                                  <w:sz w:val="40"/>
-                                  <w:szCs w:val="40"/>
-                                </w:rPr>
-                                <w:t xml:space="preserve"> </w:t>
-                              </w:r>
-                              <w:proofErr w:type="spellStart"/>
-                              <w:r>
-                                <w:rPr>
-                                  <w:color w:val="5B9BD5" w:themeColor="accent5"/>
-                                  <w:sz w:val="40"/>
-                                  <w:szCs w:val="40"/>
-                                </w:rPr>
-                                <w:t>Quispichuco</w:t>
-                              </w:r>
-                              <w:proofErr w:type="spellEnd"/>
-                              <w:r>
-                                <w:rPr>
-                                  <w:color w:val="5B9BD5" w:themeColor="accent5"/>
-                                  <w:sz w:val="40"/>
-                                  <w:szCs w:val="40"/>
-                                </w:rPr>
-                                <w:t>, Joel André</w:t>
-                              </w:r>
-                            </w:sdtContent>
-                          </w:sdt>
-                        </w:p>
-                        <w:p>
-                          <w:pPr>
-                            <w:pStyle w:val="Sinespaciado"/>
-                            <w:numPr>
-                              <w:ilvl w:val="0"/>
-                              <w:numId w:val="44"/>
-                            </w:numPr>
-                            <w:rPr>
-                              <w:rFonts w:ascii="Segoe UI" w:hAnsi="Segoe UI" w:cs="Segoe UI"/>
-                              <w:color w:val="5B9BD5" w:themeColor="accent5"/>
                               <w:sz w:val="40"/>
                               <w:szCs w:val="40"/>
                             </w:rPr>
@@ -624,95 +379,16 @@
                           <w:r>
                             <w:rPr>
                               <w:rFonts w:ascii="Segoe UI" w:hAnsi="Segoe UI" w:cs="Segoe UI"/>
-                              <w:color w:val="5B9BD5" w:themeColor="accent5"/>
                               <w:sz w:val="40"/>
                               <w:szCs w:val="40"/>
                             </w:rPr>
-                            <w:t>Gonzales Sangama</w:t>
-                          </w:r>
-                          <w:r>
-                            <w:rPr>
-                              <w:rFonts w:ascii="Segoe UI" w:hAnsi="Segoe UI" w:cs="Segoe UI"/>
-                              <w:color w:val="5B9BD5" w:themeColor="accent5"/>
-                              <w:sz w:val="40"/>
-                              <w:szCs w:val="40"/>
-                            </w:rPr>
-                            <w:t xml:space="preserve">, </w:t>
-                          </w:r>
-                          <w:r>
-                            <w:rPr>
-                              <w:rFonts w:ascii="Segoe UI" w:hAnsi="Segoe UI" w:cs="Segoe UI"/>
-                              <w:color w:val="5B9BD5" w:themeColor="accent5"/>
-                              <w:sz w:val="40"/>
-                              <w:szCs w:val="40"/>
-                            </w:rPr>
-                            <w:t>Diego</w:t>
-                          </w:r>
-                        </w:p>
-                        <w:p>
-                          <w:pPr>
-                            <w:pStyle w:val="Sinespaciado"/>
-                            <w:numPr>
-                              <w:ilvl w:val="0"/>
-                              <w:numId w:val="44"/>
-                            </w:numPr>
-                            <w:rPr>
-                              <w:color w:val="5B9BD5" w:themeColor="accent5"/>
-                              <w:sz w:val="40"/>
-                              <w:szCs w:val="40"/>
-                            </w:rPr>
-                          </w:pPr>
-                          <w:r>
-                            <w:rPr>
-                              <w:rFonts w:ascii="Segoe UI" w:hAnsi="Segoe UI" w:cs="Segoe UI"/>
-                              <w:color w:val="5B9BD5" w:themeColor="accent5"/>
-                              <w:sz w:val="40"/>
-                              <w:szCs w:val="40"/>
-                            </w:rPr>
-                            <w:t>Grados V</w:t>
-                          </w:r>
-                          <w:r>
-                            <w:rPr>
-                              <w:rFonts w:ascii="Segoe UI" w:hAnsi="Segoe UI" w:cs="Segoe UI"/>
-                              <w:color w:val="5B9BD5" w:themeColor="accent5"/>
-                              <w:sz w:val="40"/>
-                              <w:szCs w:val="40"/>
-                            </w:rPr>
-                            <w:t>é</w:t>
-                          </w:r>
-                          <w:r>
-                            <w:rPr>
-                              <w:rFonts w:ascii="Segoe UI" w:hAnsi="Segoe UI" w:cs="Segoe UI"/>
-                              <w:color w:val="5B9BD5" w:themeColor="accent5"/>
-                              <w:sz w:val="40"/>
-                              <w:szCs w:val="40"/>
-                            </w:rPr>
-                            <w:t>rtiz</w:t>
-                          </w:r>
-                          <w:r>
-                            <w:rPr>
-                              <w:rFonts w:ascii="Segoe UI" w:hAnsi="Segoe UI" w:cs="Segoe UI"/>
-                              <w:color w:val="5B9BD5" w:themeColor="accent5"/>
-                              <w:sz w:val="40"/>
-                              <w:szCs w:val="40"/>
-                            </w:rPr>
-                            <w:t xml:space="preserve">, </w:t>
-                          </w:r>
-                          <w:r>
-                            <w:rPr>
-                              <w:rFonts w:ascii="Segoe UI" w:hAnsi="Segoe UI" w:cs="Segoe UI"/>
-                              <w:color w:val="5B9BD5" w:themeColor="accent5"/>
-                              <w:sz w:val="40"/>
-                              <w:szCs w:val="40"/>
-                            </w:rPr>
-                            <w:t>Tatiana</w:t>
+                            <w:t>Grados Vértiz, Tatiana</w:t>
                           </w:r>
                         </w:p>
                         <w:p>
                           <w:pPr>
                             <w:pStyle w:val="Sinespaciado"/>
                             <w:rPr>
-                              <w:color w:val="5B9BD5" w:themeColor="accent5"/>
                               <w:sz w:val="40"/>
                               <w:szCs w:val="40"/>
                             </w:rPr>
@@ -725,7 +401,6 @@
                               <w:rFonts w:ascii="Segoe UI" w:hAnsi="Segoe UI" w:cs="Segoe UI"/>
                               <w:b/>
                               <w:bCs/>
-                              <w:color w:val="5B9BD5" w:themeColor="accent5"/>
                               <w:sz w:val="40"/>
                               <w:szCs w:val="40"/>
                             </w:rPr>
@@ -735,7 +410,6 @@
                               <w:rFonts w:ascii="Segoe UI" w:hAnsi="Segoe UI" w:cs="Segoe UI"/>
                               <w:b/>
                               <w:bCs/>
-                              <w:color w:val="5B9BD5" w:themeColor="accent5"/>
                               <w:sz w:val="40"/>
                               <w:szCs w:val="40"/>
                             </w:rPr>
@@ -750,7 +424,6 @@
                               <w:numId w:val="45"/>
                             </w:numPr>
                             <w:rPr>
-                              <w:color w:val="5B9BD5" w:themeColor="accent5"/>
                               <w:sz w:val="40"/>
                               <w:szCs w:val="40"/>
                             </w:rPr>
@@ -758,7 +431,6 @@
                           <w:r>
                             <w:rPr>
                               <w:rFonts w:ascii="Segoe UI" w:hAnsi="Segoe UI" w:cs="Segoe UI"/>
-                              <w:color w:val="5B9BD5" w:themeColor="accent5"/>
                               <w:sz w:val="40"/>
                               <w:szCs w:val="40"/>
                             </w:rPr>
@@ -768,7 +440,6 @@
                           <w:r>
                             <w:rPr>
                               <w:rFonts w:ascii="Segoe UI" w:hAnsi="Segoe UI" w:cs="Segoe UI"/>
-                              <w:color w:val="5B9BD5" w:themeColor="accent5"/>
                               <w:sz w:val="40"/>
                               <w:szCs w:val="40"/>
                             </w:rPr>
@@ -780,7 +451,6 @@
                           <w:pPr>
                             <w:pStyle w:val="Sinespaciado"/>
                             <w:rPr>
-                              <w:color w:val="5B9BD5" w:themeColor="accent5"/>
                               <w:sz w:val="40"/>
                               <w:szCs w:val="40"/>
                             </w:rPr>
@@ -792,7 +462,6 @@
                             <w:rPr>
                               <w:b/>
                               <w:bCs/>
-                              <w:color w:val="5B9BD5" w:themeColor="accent5"/>
                               <w:sz w:val="40"/>
                               <w:szCs w:val="40"/>
                             </w:rPr>
@@ -801,7 +470,6 @@
                             <w:rPr>
                               <w:b/>
                               <w:bCs/>
-                              <w:color w:val="5B9BD5" w:themeColor="accent5"/>
                               <w:sz w:val="40"/>
                               <w:szCs w:val="40"/>
                             </w:rPr>
@@ -816,14 +484,12 @@
                               <w:numId w:val="45"/>
                             </w:numPr>
                             <w:rPr>
-                              <w:color w:val="5B9BD5" w:themeColor="accent5"/>
                               <w:sz w:val="40"/>
                               <w:szCs w:val="40"/>
                             </w:rPr>
                           </w:pPr>
                           <w:r>
                             <w:rPr>
-                              <w:color w:val="5B9BD5" w:themeColor="accent5"/>
                               <w:sz w:val="40"/>
                               <w:szCs w:val="40"/>
                             </w:rPr>
@@ -834,7 +500,6 @@
                           <w:pPr>
                             <w:pStyle w:val="Sinespaciado"/>
                             <w:rPr>
-                              <w:color w:val="5B9BD5" w:themeColor="accent5"/>
                               <w:sz w:val="40"/>
                               <w:szCs w:val="40"/>
                             </w:rPr>
@@ -846,7 +511,6 @@
                             <w:rPr>
                               <w:b/>
                               <w:bCs/>
-                              <w:color w:val="5B9BD5" w:themeColor="accent5"/>
                               <w:sz w:val="40"/>
                               <w:szCs w:val="40"/>
                             </w:rPr>
@@ -855,21 +519,10 @@
                             <w:rPr>
                               <w:b/>
                               <w:bCs/>
-                              <w:color w:val="5B9BD5" w:themeColor="accent5"/>
                               <w:sz w:val="40"/>
                               <w:szCs w:val="40"/>
                             </w:rPr>
-                            <w:t>CICLO</w:t>
-                          </w:r>
-                          <w:r>
-                            <w:rPr>
-                              <w:b/>
-                              <w:bCs/>
-                              <w:color w:val="5B9BD5" w:themeColor="accent5"/>
-                              <w:sz w:val="40"/>
-                              <w:szCs w:val="40"/>
-                            </w:rPr>
-                            <w:t>:</w:t>
+                            <w:t>CICLO:</w:t>
                           </w:r>
                         </w:p>
                         <w:p>
@@ -880,14 +533,12 @@
                               <w:numId w:val="45"/>
                             </w:numPr>
                             <w:rPr>
-                              <w:color w:val="5B9BD5" w:themeColor="accent5"/>
                               <w:sz w:val="40"/>
                               <w:szCs w:val="40"/>
                             </w:rPr>
                           </w:pPr>
                           <w:r>
                             <w:rPr>
-                              <w:color w:val="5B9BD5" w:themeColor="accent5"/>
                               <w:sz w:val="40"/>
                               <w:szCs w:val="40"/>
                             </w:rPr>
@@ -899,7 +550,6 @@
                             <w:pStyle w:val="Sinespaciado"/>
                             <w:rPr>
                               <w:rFonts w:ascii="Segoe UI" w:hAnsi="Segoe UI" w:cs="Segoe UI"/>
-                              <w:color w:val="5B9BD5" w:themeColor="accent5"/>
                               <w:sz w:val="40"/>
                               <w:szCs w:val="40"/>
                             </w:rPr>
@@ -994,6 +644,7 @@
                                     <w:dataBinding w:prefixMappings="xmlns:ns0='http://purl.org/dc/elements/1.1/' xmlns:ns1='http://schemas.openxmlformats.org/package/2006/metadata/core-properties' " w:xpath="/ns1:coreProperties[1]/ns0:title[1]" w:storeItemID="{6C3C8BC8-F283-45AE-878A-BAB7291924A1}"/>
                                     <w:text/>
                                   </w:sdtPr>
+                                  <w:sdtEndPr/>
                                   <w:sdtContent>
                                     <w:r>
                                       <w:rPr>
@@ -1013,15 +664,7 @@
                                     <w:sz w:val="96"/>
                                     <w:szCs w:val="96"/>
                                   </w:rPr>
-                                  <w:t xml:space="preserve">INSTITUTO </w:t>
-                                </w:r>
-                                <w:r>
-                                  <w:rPr>
-                                    <w:color w:val="404040" w:themeColor="text1" w:themeTint="BF"/>
-                                    <w:sz w:val="96"/>
-                                    <w:szCs w:val="96"/>
-                                  </w:rPr>
-                                  <w:t>SISE</w:t>
+                                  <w:t>INSTITUTO SISE</w:t>
                                 </w:r>
                               </w:p>
                             </w:txbxContent>
@@ -1076,6 +719,7 @@
                               <w:dataBinding w:prefixMappings="xmlns:ns0='http://purl.org/dc/elements/1.1/' xmlns:ns1='http://schemas.openxmlformats.org/package/2006/metadata/core-properties' " w:xpath="/ns1:coreProperties[1]/ns0:title[1]" w:storeItemID="{6C3C8BC8-F283-45AE-878A-BAB7291924A1}"/>
                               <w:text/>
                             </w:sdtPr>
+                            <w:sdtEndPr/>
                             <w:sdtContent>
                               <w:r>
                                 <w:rPr>
@@ -1095,15 +739,7 @@
                               <w:sz w:val="96"/>
                               <w:szCs w:val="96"/>
                             </w:rPr>
-                            <w:t xml:space="preserve">INSTITUTO </w:t>
-                          </w:r>
-                          <w:r>
-                            <w:rPr>
-                              <w:color w:val="404040" w:themeColor="text1" w:themeTint="BF"/>
-                              <w:sz w:val="96"/>
-                              <w:szCs w:val="96"/>
-                            </w:rPr>
-                            <w:t>SISE</w:t>
+                            <w:t>INSTITUTO SISE</w:t>
                           </w:r>
                         </w:p>
                       </w:txbxContent>
@@ -1121,7 +757,7 @@
             <mc:AlternateContent>
               <mc:Choice Requires="wpg">
                 <w:drawing>
-                  <wp:anchor distT="0" distB="0" distL="114300" distR="114300" simplePos="0" relativeHeight="251668992" behindDoc="1" locked="0" layoutInCell="1" allowOverlap="1" wp14:anchorId="70C4347F" wp14:editId="7CEBB6E9">
+                  <wp:anchor distT="0" distB="0" distL="114300" distR="114300" simplePos="0" relativeHeight="251668992" behindDoc="1" locked="0" layoutInCell="1" allowOverlap="1" wp14:anchorId="70C4347F" wp14:editId="0B8995A7">
                     <wp:simplePos x="0" y="0"/>
                     <mc:AlternateContent>
                       <mc:Choice Requires="wp14">
@@ -1207,6 +843,9 @@
                               <a:prstGeom prst="homePlate">
                                 <a:avLst/>
                               </a:prstGeom>
+                              <a:solidFill>
+                                <a:srgbClr val="EA8EC9"/>
+                              </a:solidFill>
                               <a:ln>
                                 <a:noFill/>
                               </a:ln>
@@ -1250,6 +889,7 @@
                                       <w:calendar w:val="gregorian"/>
                                     </w:date>
                                   </w:sdtPr>
+                                  <w:sdtEndPr/>
                                   <w:sdtContent>
                                     <w:p>
                                       <w:pPr>
@@ -4532,7 +4172,7 @@
               </mc:Choice>
               <mc:Fallback>
                 <w:pict>
-                  <v:group w14:anchorId="70C4347F" id="Grupo 3" o:spid="_x0000_s1028" style="position:absolute;margin-left:0;margin-top:0;width:172.8pt;height:718.55pt;z-index:-251647488;mso-width-percent:330;mso-height-percent:950;mso-left-percent:40;mso-position-horizontal-relative:page;mso-position-vertical:center;mso-position-vertical-relative:page;mso-width-percent:330;mso-height-percent:950;mso-left-percent:40" coordsize="21945,91257" o:gfxdata="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">
+                  <v:group w14:anchorId="70C4347F" id="Grupo 3" o:spid="_x0000_s1028" style="position:absolute;margin-left:0;margin-top:0;width:172.8pt;height:718.55pt;z-index:-251647488;mso-width-percent:330;mso-height-percent:950;mso-left-percent:40;mso-position-horizontal-relative:page;mso-position-vertical:center;mso-position-vertical-relative:page;mso-width-percent:330;mso-height-percent:950;mso-left-percent:40" coordsize="21945,91257" o:gfxdata="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">
                     <v:rect id="Rectángulo 6" o:spid="_x0000_s1029" style="position:absolute;width:1945;height:91257;visibility:visible;mso-wrap-style:square;v-text-anchor:middle" o:gfxdata="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" fillcolor="#44546a [3215]" stroked="f" strokeweight="1pt"/>
                     <v:shapetype id="_x0000_t15" coordsize="21600,21600" o:spt="15" adj="16200" path="m@0,l,,,21600@0,21600,21600,10800xe">
                       <v:stroke joinstyle="miter"/>
@@ -4545,7 +4185,7 @@
                         <v:h position="#0,topLeft" xrange="0,21600"/>
                       </v:handles>
                     </v:shapetype>
-                    <v:shape id="Pentágono 4" o:spid="_x0000_s1030" type="#_x0000_t15" style="position:absolute;top:14668;width:21945;height:5521;visibility:visible;mso-wrap-style:square;v-text-anchor:middle" o:gfxdata="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" adj="18883" fillcolor="#4472c4 [3204]" stroked="f" strokeweight="1pt">
+                    <v:shape id="Pentágono 4" o:spid="_x0000_s1030" type="#_x0000_t15" style="position:absolute;top:14668;width:21945;height:5521;visibility:visible;mso-wrap-style:square;v-text-anchor:middle" o:gfxdata="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" adj="18883" fillcolor="#ea8ec9" stroked="f" strokeweight="1pt">
                       <v:textbox inset=",0,14.4pt,0">
                         <w:txbxContent>
                           <w:sdt>
@@ -4569,6 +4209,7 @@
                                 <w:calendar w:val="gregorian"/>
                               </w:date>
                             </w:sdtPr>
+                            <w:sdtEndPr/>
                             <w:sdtContent>
                               <w:p>
                                 <w:pPr>
@@ -4726,73 +4367,58 @@
           <w:szCs w:val="40"/>
         </w:rPr>
       </w:pPr>
-      <w:proofErr w:type="spellStart"/>
       <w:r>
         <w:rPr>
           <w:rFonts w:ascii="Cambria" w:hAnsi="Cambria"/>
           <w:b/>
           <w:bCs/>
+          <w:noProof/>
           <w:sz w:val="40"/>
           <w:szCs w:val="40"/>
         </w:rPr>
         <w:lastRenderedPageBreak/>
-        <w:t>Pretty</w:t>
-      </w:r>
-      <w:proofErr w:type="spellEnd"/>
-      <w:r>
-        <w:rPr>
-          <w:rFonts w:ascii="Cambria" w:hAnsi="Cambria"/>
-          <w:b/>
-          <w:bCs/>
-          <w:sz w:val="40"/>
-          <w:szCs w:val="40"/>
-        </w:rPr>
-        <w:t xml:space="preserve"> </w:t>
-      </w:r>
-      <w:proofErr w:type="spellStart"/>
-      <w:r>
-        <w:rPr>
-          <w:rFonts w:ascii="Cambria" w:hAnsi="Cambria"/>
-          <w:b/>
-          <w:bCs/>
-          <w:sz w:val="40"/>
-          <w:szCs w:val="40"/>
-        </w:rPr>
-        <w:t>Girl</w:t>
-      </w:r>
-      <w:proofErr w:type="spellEnd"/>
-      <w:r>
-        <w:rPr>
-          <w:rFonts w:ascii="Cambria" w:hAnsi="Cambria"/>
-          <w:b/>
-          <w:bCs/>
-          <w:sz w:val="40"/>
-          <w:szCs w:val="40"/>
-        </w:rPr>
-        <w:t xml:space="preserve"> </w:t>
-      </w:r>
-      <w:proofErr w:type="spellStart"/>
-      <w:r>
-        <w:rPr>
-          <w:rFonts w:ascii="Cambria" w:hAnsi="Cambria"/>
-          <w:b/>
-          <w:bCs/>
-          <w:sz w:val="40"/>
-          <w:szCs w:val="40"/>
-        </w:rPr>
-        <w:t>Salon</w:t>
-      </w:r>
-      <w:proofErr w:type="spellEnd"/>
-    </w:p>
-    <w:p>
-      <w:pPr>
-        <w:spacing w:after="0" w:line="360" w:lineRule="auto"/>
-        <w:rPr>
-          <w:rFonts w:ascii="Cambria" w:hAnsi="Cambria"/>
-          <w:sz w:val="24"/>
-          <w:szCs w:val="24"/>
-        </w:rPr>
-      </w:pPr>
+        <w:drawing>
+          <wp:inline distT="0" distB="0" distL="0" distR="0" wp14:anchorId="545473D9" wp14:editId="5FEC3CA8">
+            <wp:extent cx="2449186" cy="2448354"/>
+            <wp:effectExtent l="0" t="0" r="0" b="0"/>
+            <wp:docPr id="43" name="Imagen 43"/>
+            <wp:cNvGraphicFramePr>
+              <a:graphicFrameLocks xmlns:a="http://schemas.openxmlformats.org/drawingml/2006/main" noChangeAspect="1"/>
+            </wp:cNvGraphicFramePr>
+            <a:graphic xmlns:a="http://schemas.openxmlformats.org/drawingml/2006/main">
+              <a:graphicData uri="http://schemas.openxmlformats.org/drawingml/2006/picture">
+                <pic:pic xmlns:pic="http://schemas.openxmlformats.org/drawingml/2006/picture">
+                  <pic:nvPicPr>
+                    <pic:cNvPr id="43" name="Imagen 43"/>
+                    <pic:cNvPicPr/>
+                  </pic:nvPicPr>
+                  <pic:blipFill>
+                    <a:blip r:embed="rId11" cstate="print">
+                      <a:extLst>
+                        <a:ext uri="{28A0092B-C50C-407E-A947-70E740481C1C}">
+                          <a14:useLocalDpi xmlns:a14="http://schemas.microsoft.com/office/drawing/2010/main" val="0"/>
+                        </a:ext>
+                      </a:extLst>
+                    </a:blip>
+                    <a:stretch>
+                      <a:fillRect/>
+                    </a:stretch>
+                  </pic:blipFill>
+                  <pic:spPr>
+                    <a:xfrm>
+                      <a:off x="0" y="0"/>
+                      <a:ext cx="2460480" cy="2459644"/>
+                    </a:xfrm>
+                    <a:prstGeom prst="rect">
+                      <a:avLst/>
+                    </a:prstGeom>
+                  </pic:spPr>
+                </pic:pic>
+              </a:graphicData>
+            </a:graphic>
+          </wp:inline>
+        </w:drawing>
+      </w:r>
     </w:p>
     <w:p>
       <w:pPr>
@@ -4801,7 +4427,6 @@
           <w:rFonts w:ascii="Cambria" w:hAnsi="Cambria" w:cs="Times New Roman"/>
           <w:b/>
           <w:bCs/>
-          <w:color w:val="7030A0"/>
           <w:sz w:val="52"/>
           <w:szCs w:val="52"/>
         </w:rPr>
@@ -4811,25 +4436,11 @@
           <w:rFonts w:ascii="Cambria" w:hAnsi="Cambria" w:cs="Times New Roman"/>
           <w:b/>
           <w:bCs/>
-          <w:color w:val="7030A0"/>
           <w:sz w:val="52"/>
           <w:szCs w:val="52"/>
         </w:rPr>
         <w:t>Índice</w:t>
       </w:r>
-    </w:p>
-    <w:p>
-      <w:pPr>
-        <w:jc w:val="center"/>
-        <w:rPr>
-          <w:rFonts w:ascii="Cambria" w:hAnsi="Cambria" w:cs="Times New Roman"/>
-          <w:b/>
-          <w:bCs/>
-          <w:color w:val="7030A0"/>
-          <w:sz w:val="52"/>
-          <w:szCs w:val="52"/>
-        </w:rPr>
-      </w:pPr>
     </w:p>
     <w:p>
       <w:pPr>
@@ -5089,24 +4700,6 @@
     </w:p>
     <w:p>
       <w:pPr>
-        <w:spacing w:after="0" w:line="360" w:lineRule="auto"/>
-        <w:rPr>
-          <w:rFonts w:ascii="Cambria" w:hAnsi="Cambria"/>
-          <w:sz w:val="24"/>
-          <w:szCs w:val="24"/>
-        </w:rPr>
-      </w:pPr>
-      <w:r>
-        <w:rPr>
-          <w:rFonts w:ascii="Cambria" w:hAnsi="Cambria"/>
-          <w:sz w:val="24"/>
-          <w:szCs w:val="24"/>
-        </w:rPr>
-        <w:br w:type="page"/>
-      </w:r>
-    </w:p>
-    <w:p>
-      <w:pPr>
         <w:pStyle w:val="Prrafodelista"/>
         <w:numPr>
           <w:ilvl w:val="0"/>
@@ -5130,7 +4723,6 @@
           <w:sz w:val="40"/>
           <w:szCs w:val="40"/>
         </w:rPr>
-        <w:lastRenderedPageBreak/>
         <w:t>Resumen</w:t>
       </w:r>
     </w:p>
@@ -5199,6 +4791,26 @@
           <w:lang w:val="es-MX" w:eastAsia="en-US"/>
         </w:rPr>
         <w:t>Girl</w:t>
+      </w:r>
+      <w:proofErr w:type="spellEnd"/>
+      <w:r>
+        <w:rPr>
+          <w:rFonts w:ascii="Cambria" w:eastAsiaTheme="minorHAnsi" w:hAnsi="Cambria" w:cstheme="minorBidi"/>
+          <w:sz w:val="22"/>
+          <w:szCs w:val="22"/>
+          <w:lang w:val="es-MX" w:eastAsia="en-US"/>
+        </w:rPr>
+        <w:t xml:space="preserve"> </w:t>
+      </w:r>
+      <w:proofErr w:type="spellStart"/>
+      <w:r>
+        <w:rPr>
+          <w:rFonts w:ascii="Cambria" w:eastAsiaTheme="minorHAnsi" w:hAnsi="Cambria" w:cstheme="minorBidi"/>
+          <w:sz w:val="22"/>
+          <w:szCs w:val="22"/>
+          <w:lang w:val="es-MX" w:eastAsia="en-US"/>
+        </w:rPr>
+        <w:t>Beauty</w:t>
       </w:r>
       <w:proofErr w:type="spellEnd"/>
       <w:r>
@@ -5507,6 +5119,7 @@
     </w:p>
     <w:p>
       <w:pPr>
+        <w:jc w:val="center"/>
         <w:rPr>
           <w:rFonts w:ascii="Cambria" w:hAnsi="Cambria"/>
           <w:b/>
@@ -5515,6 +5128,51 @@
           <w:szCs w:val="40"/>
         </w:rPr>
       </w:pPr>
+      <w:r>
+        <w:rPr>
+          <w:rFonts w:ascii="Cambria" w:hAnsi="Cambria"/>
+          <w:b/>
+          <w:bCs/>
+          <w:noProof/>
+          <w:sz w:val="40"/>
+          <w:szCs w:val="40"/>
+        </w:rPr>
+        <w:drawing>
+          <wp:inline distT="0" distB="0" distL="0" distR="0" wp14:anchorId="4754EEB5" wp14:editId="20567883">
+            <wp:extent cx="4810125" cy="1618614"/>
+            <wp:effectExtent l="0" t="0" r="0" b="1270"/>
+            <wp:docPr id="44" name="Imagen 44"/>
+            <wp:cNvGraphicFramePr>
+              <a:graphicFrameLocks xmlns:a="http://schemas.openxmlformats.org/drawingml/2006/main" noChangeAspect="1"/>
+            </wp:cNvGraphicFramePr>
+            <a:graphic xmlns:a="http://schemas.openxmlformats.org/drawingml/2006/main">
+              <a:graphicData uri="http://schemas.openxmlformats.org/drawingml/2006/picture">
+                <pic:pic xmlns:pic="http://schemas.openxmlformats.org/drawingml/2006/picture">
+                  <pic:nvPicPr>
+                    <pic:cNvPr id="1" name=""/>
+                    <pic:cNvPicPr/>
+                  </pic:nvPicPr>
+                  <pic:blipFill>
+                    <a:blip r:embed="rId12"/>
+                    <a:stretch>
+                      <a:fillRect/>
+                    </a:stretch>
+                  </pic:blipFill>
+                  <pic:spPr>
+                    <a:xfrm>
+                      <a:off x="0" y="0"/>
+                      <a:ext cx="4815934" cy="1620569"/>
+                    </a:xfrm>
+                    <a:prstGeom prst="rect">
+                      <a:avLst/>
+                    </a:prstGeom>
+                  </pic:spPr>
+                </pic:pic>
+              </a:graphicData>
+            </a:graphic>
+          </wp:inline>
+        </w:drawing>
+      </w:r>
       <w:r>
         <w:rPr>
           <w:rFonts w:ascii="Cambria" w:hAnsi="Cambria"/>
@@ -5610,6 +5268,24 @@
           <w:szCs w:val="24"/>
         </w:rPr>
         <w:t>Girl</w:t>
+      </w:r>
+      <w:proofErr w:type="spellEnd"/>
+      <w:r>
+        <w:rPr>
+          <w:rFonts w:ascii="Cambria" w:hAnsi="Cambria"/>
+          <w:sz w:val="24"/>
+          <w:szCs w:val="24"/>
+        </w:rPr>
+        <w:t xml:space="preserve"> </w:t>
+      </w:r>
+      <w:proofErr w:type="spellStart"/>
+      <w:r>
+        <w:rPr>
+          <w:rFonts w:ascii="Cambria" w:hAnsi="Cambria"/>
+          <w:sz w:val="24"/>
+          <w:szCs w:val="24"/>
+        </w:rPr>
+        <w:t>Beauty</w:t>
       </w:r>
       <w:proofErr w:type="spellEnd"/>
       <w:r>
@@ -8344,7 +8020,7 @@
                     <pic:cNvPicPr/>
                   </pic:nvPicPr>
                   <pic:blipFill rotWithShape="1">
-                    <a:blip r:embed="rId11">
+                    <a:blip r:embed="rId13">
                       <a:extLst>
                         <a:ext uri="{28A0092B-C50C-407E-A947-70E740481C1C}">
                           <a14:useLocalDpi xmlns:a14="http://schemas.microsoft.com/office/drawing/2010/main" val="0"/>
@@ -8567,7 +8243,7 @@
                     <pic:cNvPicPr/>
                   </pic:nvPicPr>
                   <pic:blipFill>
-                    <a:blip r:embed="rId12">
+                    <a:blip r:embed="rId14">
                       <a:extLst>
                         <a:ext uri="{28A0092B-C50C-407E-A947-70E740481C1C}">
                           <a14:useLocalDpi xmlns:a14="http://schemas.microsoft.com/office/drawing/2010/main" val="0"/>
@@ -8703,7 +8379,7 @@
                     <pic:cNvPicPr/>
                   </pic:nvPicPr>
                   <pic:blipFill>
-                    <a:blip r:embed="rId13">
+                    <a:blip r:embed="rId15">
                       <a:extLst>
                         <a:ext uri="{28A0092B-C50C-407E-A947-70E740481C1C}">
                           <a14:useLocalDpi xmlns:a14="http://schemas.microsoft.com/office/drawing/2010/main" val="0"/>
@@ -8847,6 +8523,24 @@
           <w:sz w:val="24"/>
           <w:szCs w:val="24"/>
         </w:rPr>
+        <w:t>Beauty</w:t>
+      </w:r>
+      <w:proofErr w:type="spellEnd"/>
+      <w:r>
+        <w:rPr>
+          <w:rFonts w:ascii="Cambria" w:hAnsi="Cambria"/>
+          <w:sz w:val="24"/>
+          <w:szCs w:val="24"/>
+        </w:rPr>
+        <w:t xml:space="preserve"> </w:t>
+      </w:r>
+      <w:proofErr w:type="spellStart"/>
+      <w:r>
+        <w:rPr>
+          <w:rFonts w:ascii="Cambria" w:hAnsi="Cambria"/>
+          <w:sz w:val="24"/>
+          <w:szCs w:val="24"/>
+        </w:rPr>
         <w:t>Salon</w:t>
       </w:r>
       <w:proofErr w:type="spellEnd"/>
@@ -8865,7 +8559,23 @@
           <w:sz w:val="24"/>
           <w:szCs w:val="24"/>
         </w:rPr>
-        <w:t>post-atencíon</w:t>
+        <w:t>post-atenc</w:t>
+      </w:r>
+      <w:r>
+        <w:rPr>
+          <w:rFonts w:ascii="Cambria" w:hAnsi="Cambria"/>
+          <w:sz w:val="24"/>
+          <w:szCs w:val="24"/>
+        </w:rPr>
+        <w:t>ió</w:t>
+      </w:r>
+      <w:r>
+        <w:rPr>
+          <w:rFonts w:ascii="Cambria" w:hAnsi="Cambria"/>
+          <w:sz w:val="24"/>
+          <w:szCs w:val="24"/>
+        </w:rPr>
+        <w:t>n</w:t>
       </w:r>
       <w:proofErr w:type="spellEnd"/>
       <w:r>
@@ -9113,7 +8823,39 @@
           <w:sz w:val="24"/>
           <w:szCs w:val="24"/>
         </w:rPr>
-        <w:t>Seguridad en datos (autenticación JWT).</w:t>
+        <w:t>Seguridad en datos (autenticación</w:t>
+      </w:r>
+      <w:r>
+        <w:rPr>
+          <w:rFonts w:ascii="Cambria" w:hAnsi="Cambria"/>
+          <w:sz w:val="24"/>
+          <w:szCs w:val="24"/>
+        </w:rPr>
+        <w:t xml:space="preserve"> Hash</w:t>
+      </w:r>
+      <w:r>
+        <w:rPr>
+          <w:rFonts w:ascii="Cambria" w:hAnsi="Cambria"/>
+          <w:sz w:val="24"/>
+          <w:szCs w:val="24"/>
+        </w:rPr>
+        <w:t xml:space="preserve"> </w:t>
+      </w:r>
+      <w:r>
+        <w:rPr>
+          <w:rFonts w:ascii="Cambria" w:hAnsi="Cambria"/>
+          <w:sz w:val="24"/>
+          <w:szCs w:val="24"/>
+        </w:rPr>
+        <w:t>MD5</w:t>
+      </w:r>
+      <w:r>
+        <w:rPr>
+          <w:rFonts w:ascii="Cambria" w:hAnsi="Cambria"/>
+          <w:sz w:val="24"/>
+          <w:szCs w:val="24"/>
+        </w:rPr>
+        <w:t>).</w:t>
       </w:r>
     </w:p>
     <w:p>
@@ -9386,6 +9128,24 @@
           <w:szCs w:val="24"/>
         </w:rPr>
         <w:t>Girl</w:t>
+      </w:r>
+      <w:proofErr w:type="spellEnd"/>
+      <w:r>
+        <w:rPr>
+          <w:rFonts w:ascii="Cambria" w:hAnsi="Cambria" w:cstheme="majorHAnsi"/>
+          <w:sz w:val="24"/>
+          <w:szCs w:val="24"/>
+        </w:rPr>
+        <w:t xml:space="preserve"> </w:t>
+      </w:r>
+      <w:proofErr w:type="spellStart"/>
+      <w:r>
+        <w:rPr>
+          <w:rFonts w:ascii="Cambria" w:hAnsi="Cambria" w:cstheme="majorHAnsi"/>
+          <w:sz w:val="24"/>
+          <w:szCs w:val="24"/>
+        </w:rPr>
+        <w:t>Beauty</w:t>
       </w:r>
       <w:proofErr w:type="spellEnd"/>
       <w:r>
@@ -9555,6 +9315,110 @@
       <w:pPr>
         <w:spacing w:after="0" w:line="360" w:lineRule="auto"/>
         <w:rPr>
+          <w:rFonts w:ascii="Cambria" w:hAnsi="Cambria" w:cstheme="majorHAnsi"/>
+          <w:sz w:val="24"/>
+          <w:szCs w:val="24"/>
+        </w:rPr>
+      </w:pPr>
+      <w:r>
+        <w:rPr>
+          <w:rFonts w:ascii="Cambria" w:hAnsi="Cambria" w:cstheme="majorHAnsi"/>
+          <w:sz w:val="24"/>
+          <w:szCs w:val="24"/>
+        </w:rPr>
+        <w:t xml:space="preserve">Con </w:t>
+      </w:r>
+      <w:proofErr w:type="spellStart"/>
+      <w:r>
+        <w:rPr>
+          <w:rFonts w:ascii="Cambria" w:hAnsi="Cambria" w:cstheme="majorHAnsi"/>
+          <w:b/>
+          <w:bCs/>
+          <w:sz w:val="24"/>
+          <w:szCs w:val="24"/>
+        </w:rPr>
+        <w:t>Pretty</w:t>
+      </w:r>
+      <w:proofErr w:type="spellEnd"/>
+      <w:r>
+        <w:rPr>
+          <w:rFonts w:ascii="Cambria" w:hAnsi="Cambria" w:cstheme="majorHAnsi"/>
+          <w:b/>
+          <w:bCs/>
+          <w:sz w:val="24"/>
+          <w:szCs w:val="24"/>
+        </w:rPr>
+        <w:t xml:space="preserve"> </w:t>
+      </w:r>
+      <w:proofErr w:type="spellStart"/>
+      <w:r>
+        <w:rPr>
+          <w:rFonts w:ascii="Cambria" w:hAnsi="Cambria" w:cstheme="majorHAnsi"/>
+          <w:b/>
+          <w:bCs/>
+          <w:sz w:val="24"/>
+          <w:szCs w:val="24"/>
+        </w:rPr>
+        <w:t>Girl</w:t>
+      </w:r>
+      <w:proofErr w:type="spellEnd"/>
+      <w:r>
+        <w:rPr>
+          <w:rFonts w:ascii="Cambria" w:hAnsi="Cambria" w:cstheme="majorHAnsi"/>
+          <w:b/>
+          <w:bCs/>
+          <w:sz w:val="24"/>
+          <w:szCs w:val="24"/>
+        </w:rPr>
+        <w:t xml:space="preserve"> </w:t>
+      </w:r>
+      <w:proofErr w:type="spellStart"/>
+      <w:r>
+        <w:rPr>
+          <w:rFonts w:ascii="Cambria" w:hAnsi="Cambria" w:cstheme="majorHAnsi"/>
+          <w:b/>
+          <w:bCs/>
+          <w:sz w:val="24"/>
+          <w:szCs w:val="24"/>
+        </w:rPr>
+        <w:t>Beauty</w:t>
+      </w:r>
+      <w:proofErr w:type="spellEnd"/>
+      <w:r>
+        <w:rPr>
+          <w:rFonts w:ascii="Cambria" w:hAnsi="Cambria" w:cstheme="majorHAnsi"/>
+          <w:b/>
+          <w:bCs/>
+          <w:sz w:val="24"/>
+          <w:szCs w:val="24"/>
+        </w:rPr>
+        <w:t xml:space="preserve"> </w:t>
+      </w:r>
+      <w:proofErr w:type="spellStart"/>
+      <w:r>
+        <w:rPr>
+          <w:rFonts w:ascii="Cambria" w:hAnsi="Cambria" w:cstheme="majorHAnsi"/>
+          <w:b/>
+          <w:bCs/>
+          <w:sz w:val="24"/>
+          <w:szCs w:val="24"/>
+        </w:rPr>
+        <w:t>Salon</w:t>
+      </w:r>
+      <w:proofErr w:type="spellEnd"/>
+      <w:r>
+        <w:rPr>
+          <w:rFonts w:ascii="Cambria" w:hAnsi="Cambria" w:cstheme="majorHAnsi"/>
+          <w:sz w:val="24"/>
+          <w:szCs w:val="24"/>
+        </w:rPr>
+        <w:t>, automatizamos estos procesos para que el negocio funcione de manera más ágil y profesional.</w:t>
+      </w:r>
+    </w:p>
+    <w:p>
+      <w:pPr>
+        <w:spacing w:after="0" w:line="360" w:lineRule="auto"/>
+        <w:rPr>
           <w:rFonts w:ascii="Cambria" w:hAnsi="Cambria"/>
           <w:b/>
           <w:bCs/>
@@ -9562,78 +9426,6 @@
           <w:szCs w:val="40"/>
         </w:rPr>
       </w:pPr>
-      <w:r>
-        <w:rPr>
-          <w:rFonts w:ascii="Cambria" w:hAnsi="Cambria" w:cstheme="majorHAnsi"/>
-          <w:sz w:val="24"/>
-          <w:szCs w:val="24"/>
-        </w:rPr>
-        <w:t xml:space="preserve">Con </w:t>
-      </w:r>
-      <w:proofErr w:type="spellStart"/>
-      <w:r>
-        <w:rPr>
-          <w:rFonts w:ascii="Cambria" w:hAnsi="Cambria" w:cstheme="majorHAnsi"/>
-          <w:b/>
-          <w:bCs/>
-          <w:sz w:val="24"/>
-          <w:szCs w:val="24"/>
-        </w:rPr>
-        <w:t>Pretty</w:t>
-      </w:r>
-      <w:proofErr w:type="spellEnd"/>
-      <w:r>
-        <w:rPr>
-          <w:rFonts w:ascii="Cambria" w:hAnsi="Cambria" w:cstheme="majorHAnsi"/>
-          <w:b/>
-          <w:bCs/>
-          <w:sz w:val="24"/>
-          <w:szCs w:val="24"/>
-        </w:rPr>
-        <w:t xml:space="preserve"> </w:t>
-      </w:r>
-      <w:proofErr w:type="spellStart"/>
-      <w:r>
-        <w:rPr>
-          <w:rFonts w:ascii="Cambria" w:hAnsi="Cambria" w:cstheme="majorHAnsi"/>
-          <w:b/>
-          <w:bCs/>
-          <w:sz w:val="24"/>
-          <w:szCs w:val="24"/>
-        </w:rPr>
-        <w:t>Girl</w:t>
-      </w:r>
-      <w:proofErr w:type="spellEnd"/>
-      <w:r>
-        <w:rPr>
-          <w:rFonts w:ascii="Cambria" w:hAnsi="Cambria" w:cstheme="majorHAnsi"/>
-          <w:b/>
-          <w:bCs/>
-          <w:sz w:val="24"/>
-          <w:szCs w:val="24"/>
-        </w:rPr>
-        <w:t xml:space="preserve"> </w:t>
-      </w:r>
-      <w:proofErr w:type="spellStart"/>
-      <w:r>
-        <w:rPr>
-          <w:rFonts w:ascii="Cambria" w:hAnsi="Cambria" w:cstheme="majorHAnsi"/>
-          <w:b/>
-          <w:bCs/>
-          <w:sz w:val="24"/>
-          <w:szCs w:val="24"/>
-        </w:rPr>
-        <w:t>Salon</w:t>
-      </w:r>
-      <w:proofErr w:type="spellEnd"/>
-      <w:r>
-        <w:rPr>
-          <w:rFonts w:ascii="Cambria" w:hAnsi="Cambria" w:cstheme="majorHAnsi"/>
-          <w:sz w:val="24"/>
-          <w:szCs w:val="24"/>
-        </w:rPr>
-        <w:t>, automatizamos estos procesos para que el negocio funcione de manera más ágil y profesional.</w:t>
-      </w:r>
     </w:p>
     <w:p>
       <w:pPr>
@@ -9735,6 +9527,24 @@
           <w:sz w:val="24"/>
           <w:szCs w:val="24"/>
         </w:rPr>
+        <w:t>Beauty</w:t>
+      </w:r>
+      <w:proofErr w:type="spellEnd"/>
+      <w:r>
+        <w:rPr>
+          <w:rFonts w:ascii="Cambria" w:hAnsi="Cambria"/>
+          <w:sz w:val="24"/>
+          <w:szCs w:val="24"/>
+        </w:rPr>
+        <w:t xml:space="preserve"> </w:t>
+      </w:r>
+      <w:proofErr w:type="spellStart"/>
+      <w:r>
+        <w:rPr>
+          <w:rFonts w:ascii="Cambria" w:hAnsi="Cambria"/>
+          <w:sz w:val="24"/>
+          <w:szCs w:val="24"/>
+        </w:rPr>
         <w:t>Salon</w:t>
       </w:r>
       <w:proofErr w:type="spellEnd"/>
@@ -9804,8 +9614,20 @@
           <w:sz w:val="24"/>
           <w:szCs w:val="24"/>
         </w:rPr>
+        <w:lastRenderedPageBreak/>
         <w:t>Con esta solución tecnológica se busca optimizar los procesos internos del salón, mejorar la experiencia del cliente, reducir errores en la programación de citas y ofrecer un espacio dinámico e interactivo entre usuarios y especialistas.</w:t>
       </w:r>
+    </w:p>
+    <w:p>
+      <w:pPr>
+        <w:spacing w:after="0" w:line="360" w:lineRule="auto"/>
+        <w:jc w:val="both"/>
+        <w:rPr>
+          <w:rFonts w:ascii="Cambria" w:hAnsi="Cambria"/>
+          <w:sz w:val="24"/>
+          <w:szCs w:val="24"/>
+        </w:rPr>
+      </w:pPr>
     </w:p>
     <w:p>
       <w:pPr>
@@ -9832,7 +9654,6 @@
           <w:sz w:val="40"/>
           <w:szCs w:val="40"/>
         </w:rPr>
-        <w:lastRenderedPageBreak/>
         <w:t xml:space="preserve">Marco </w:t>
       </w:r>
       <w:r>
@@ -9927,6 +9748,24 @@
           <w:sz w:val="24"/>
           <w:szCs w:val="24"/>
         </w:rPr>
+        <w:t>Beauty</w:t>
+      </w:r>
+      <w:proofErr w:type="spellEnd"/>
+      <w:r>
+        <w:rPr>
+          <w:rFonts w:ascii="Cambria" w:hAnsi="Cambria"/>
+          <w:sz w:val="24"/>
+          <w:szCs w:val="24"/>
+        </w:rPr>
+        <w:t xml:space="preserve"> </w:t>
+      </w:r>
+      <w:proofErr w:type="spellStart"/>
+      <w:r>
+        <w:rPr>
+          <w:rFonts w:ascii="Cambria" w:hAnsi="Cambria"/>
+          <w:sz w:val="24"/>
+          <w:szCs w:val="24"/>
+        </w:rPr>
         <w:t>Salon</w:t>
       </w:r>
       <w:proofErr w:type="spellEnd"/>
@@ -9938,16 +9777,6 @@
         </w:rPr>
         <w:t>" se apoyará en un conjunto de tecnologías modernas y adecuadas para aplicaciones web, con el objetivo de garantizar eficiencia, escalabilidad, seguridad y una experiencia de usuario intuitiva.</w:t>
       </w:r>
-    </w:p>
-    <w:p>
-      <w:pPr>
-        <w:spacing w:after="0" w:line="360" w:lineRule="auto"/>
-        <w:rPr>
-          <w:rFonts w:ascii="Cambria" w:hAnsi="Cambria"/>
-          <w:sz w:val="24"/>
-          <w:szCs w:val="24"/>
-        </w:rPr>
-      </w:pPr>
     </w:p>
     <w:p>
       <w:pPr>
@@ -10099,6 +9928,108 @@
     </w:p>
     <w:p>
       <w:pPr>
+        <w:pStyle w:val="Prrafodelista"/>
+        <w:numPr>
+          <w:ilvl w:val="1"/>
+          <w:numId w:val="29"/>
+        </w:numPr>
+        <w:spacing w:after="0" w:line="360" w:lineRule="auto"/>
+        <w:ind w:left="709"/>
+        <w:rPr>
+          <w:rFonts w:ascii="Cambria" w:hAnsi="Cambria"/>
+          <w:sz w:val="24"/>
+          <w:szCs w:val="24"/>
+        </w:rPr>
+      </w:pPr>
+      <w:proofErr w:type="spellStart"/>
+      <w:r>
+        <w:rPr>
+          <w:rFonts w:ascii="Cambria" w:hAnsi="Cambria"/>
+          <w:sz w:val="24"/>
+          <w:szCs w:val="24"/>
+        </w:rPr>
+        <w:t>React</w:t>
+      </w:r>
+      <w:proofErr w:type="spellEnd"/>
+      <w:r>
+        <w:rPr>
+          <w:rFonts w:ascii="Cambria" w:hAnsi="Cambria"/>
+          <w:sz w:val="24"/>
+          <w:szCs w:val="24"/>
+        </w:rPr>
+        <w:t>-</w:t>
+      </w:r>
+      <w:proofErr w:type="spellStart"/>
+      <w:r>
+        <w:rPr>
+          <w:rFonts w:ascii="Cambria" w:hAnsi="Cambria"/>
+          <w:sz w:val="24"/>
+          <w:szCs w:val="24"/>
+        </w:rPr>
+        <w:t>router</w:t>
+      </w:r>
+      <w:proofErr w:type="spellEnd"/>
+      <w:r>
+        <w:rPr>
+          <w:rFonts w:ascii="Cambria" w:hAnsi="Cambria"/>
+          <w:sz w:val="24"/>
+          <w:szCs w:val="24"/>
+        </w:rPr>
+        <w:t>-dom</w:t>
+      </w:r>
+    </w:p>
+    <w:p>
+      <w:pPr>
+        <w:pStyle w:val="Prrafodelista"/>
+        <w:numPr>
+          <w:ilvl w:val="1"/>
+          <w:numId w:val="29"/>
+        </w:numPr>
+        <w:spacing w:after="0" w:line="360" w:lineRule="auto"/>
+        <w:ind w:left="709"/>
+        <w:rPr>
+          <w:rFonts w:ascii="Cambria" w:hAnsi="Cambria"/>
+          <w:sz w:val="24"/>
+          <w:szCs w:val="24"/>
+        </w:rPr>
+      </w:pPr>
+      <w:r>
+        <w:rPr>
+          <w:rFonts w:ascii="Cambria" w:hAnsi="Cambria"/>
+          <w:sz w:val="24"/>
+          <w:szCs w:val="24"/>
+        </w:rPr>
+        <w:t>Axios</w:t>
+      </w:r>
+    </w:p>
+    <w:p>
+      <w:pPr>
+        <w:pStyle w:val="Prrafodelista"/>
+        <w:numPr>
+          <w:ilvl w:val="1"/>
+          <w:numId w:val="29"/>
+        </w:numPr>
+        <w:spacing w:after="0" w:line="360" w:lineRule="auto"/>
+        <w:ind w:left="709"/>
+        <w:rPr>
+          <w:rFonts w:ascii="Cambria" w:hAnsi="Cambria"/>
+          <w:sz w:val="24"/>
+          <w:szCs w:val="24"/>
+        </w:rPr>
+      </w:pPr>
+      <w:proofErr w:type="spellStart"/>
+      <w:r>
+        <w:rPr>
+          <w:rFonts w:ascii="Cambria" w:hAnsi="Cambria"/>
+          <w:sz w:val="24"/>
+          <w:szCs w:val="24"/>
+        </w:rPr>
+        <w:t>React-icon</w:t>
+      </w:r>
+      <w:proofErr w:type="spellEnd"/>
+    </w:p>
+    <w:p>
+      <w:pPr>
         <w:spacing w:after="0" w:line="360" w:lineRule="auto"/>
         <w:rPr>
           <w:rFonts w:ascii="Cambria" w:hAnsi="Cambria"/>
@@ -10262,6 +10193,14 @@
         </w:rPr>
         <w:t xml:space="preserve">API </w:t>
       </w:r>
+      <w:r>
+        <w:rPr>
+          <w:rFonts w:ascii="Cambria" w:hAnsi="Cambria"/>
+          <w:sz w:val="24"/>
+          <w:szCs w:val="24"/>
+        </w:rPr>
+        <w:t>(</w:t>
+      </w:r>
       <w:proofErr w:type="spellStart"/>
       <w:r>
         <w:rPr>
@@ -10269,9 +10208,61 @@
           <w:sz w:val="24"/>
           <w:szCs w:val="24"/>
         </w:rPr>
-        <w:t>RESTful</w:t>
+        <w:t>ej</w:t>
       </w:r>
       <w:proofErr w:type="spellEnd"/>
+      <w:r>
+        <w:rPr>
+          <w:rFonts w:ascii="Cambria" w:hAnsi="Cambria"/>
+          <w:sz w:val="24"/>
+          <w:szCs w:val="24"/>
+        </w:rPr>
+        <w:t xml:space="preserve">: </w:t>
+      </w:r>
+      <w:r>
+        <w:rPr>
+          <w:rFonts w:ascii="Cambria" w:hAnsi="Cambria"/>
+          <w:sz w:val="24"/>
+          <w:szCs w:val="24"/>
+        </w:rPr>
+        <w:t>/api/</w:t>
+      </w:r>
+      <w:proofErr w:type="spellStart"/>
+      <w:r>
+        <w:rPr>
+          <w:rFonts w:ascii="Cambria" w:hAnsi="Cambria"/>
+          <w:sz w:val="24"/>
+          <w:szCs w:val="24"/>
+        </w:rPr>
+        <w:t>appointments</w:t>
+      </w:r>
+      <w:proofErr w:type="spellEnd"/>
+      <w:r>
+        <w:rPr>
+          <w:rFonts w:ascii="Cambria" w:hAnsi="Cambria"/>
+          <w:sz w:val="24"/>
+          <w:szCs w:val="24"/>
+        </w:rPr>
+        <w:t>, /api/</w:t>
+      </w:r>
+      <w:proofErr w:type="spellStart"/>
+      <w:r>
+        <w:rPr>
+          <w:rFonts w:ascii="Cambria" w:hAnsi="Cambria"/>
+          <w:sz w:val="24"/>
+          <w:szCs w:val="24"/>
+        </w:rPr>
+        <w:t>reviews</w:t>
+      </w:r>
+      <w:proofErr w:type="spellEnd"/>
+      <w:r>
+        <w:rPr>
+          <w:rFonts w:ascii="Cambria" w:hAnsi="Cambria"/>
+          <w:sz w:val="24"/>
+          <w:szCs w:val="24"/>
+        </w:rPr>
+        <w:t>)</w:t>
+      </w:r>
     </w:p>
     <w:p>
       <w:pPr>
@@ -10354,18 +10345,9 @@
           <w:sz w:val="24"/>
           <w:szCs w:val="24"/>
         </w:rPr>
+        <w:lastRenderedPageBreak/>
         <w:t>SQL Server</w:t>
       </w:r>
-    </w:p>
-    <w:p>
-      <w:pPr>
-        <w:spacing w:after="0" w:line="360" w:lineRule="auto"/>
-        <w:rPr>
-          <w:rFonts w:ascii="Cambria" w:hAnsi="Cambria"/>
-          <w:sz w:val="24"/>
-          <w:szCs w:val="24"/>
-        </w:rPr>
-      </w:pPr>
     </w:p>
     <w:p>
       <w:pPr>
@@ -10478,7 +10460,6 @@
           <w:sz w:val="40"/>
           <w:szCs w:val="40"/>
         </w:rPr>
-        <w:lastRenderedPageBreak/>
         <w:drawing>
           <wp:inline distT="0" distB="0" distL="0" distR="0" wp14:anchorId="4C8FAC10" wp14:editId="6544E5F8">
             <wp:extent cx="5612130" cy="2937510"/>
@@ -10495,7 +10476,7 @@
                     <pic:cNvPicPr/>
                   </pic:nvPicPr>
                   <pic:blipFill>
-                    <a:blip r:embed="rId14">
+                    <a:blip r:embed="rId16">
                       <a:extLst>
                         <a:ext uri="{28A0092B-C50C-407E-A947-70E740481C1C}">
                           <a14:useLocalDpi xmlns:a14="http://schemas.microsoft.com/office/drawing/2010/main" val="0"/>
@@ -10557,7 +10538,7 @@
                     <pic:cNvPicPr/>
                   </pic:nvPicPr>
                   <pic:blipFill>
-                    <a:blip r:embed="rId15">
+                    <a:blip r:embed="rId17">
                       <a:extLst>
                         <a:ext uri="{28A0092B-C50C-407E-A947-70E740481C1C}">
                           <a14:useLocalDpi xmlns:a14="http://schemas.microsoft.com/office/drawing/2010/main" val="0"/>
@@ -10620,7 +10601,7 @@
                     <pic:cNvPicPr/>
                   </pic:nvPicPr>
                   <pic:blipFill>
-                    <a:blip r:embed="rId16">
+                    <a:blip r:embed="rId18">
                       <a:extLst>
                         <a:ext uri="{28A0092B-C50C-407E-A947-70E740481C1C}">
                           <a14:useLocalDpi xmlns:a14="http://schemas.microsoft.com/office/drawing/2010/main" val="0"/>
@@ -10679,131 +10660,6 @@
                 <pic:pic xmlns:pic="http://schemas.openxmlformats.org/drawingml/2006/picture">
                   <pic:nvPicPr>
                     <pic:cNvPr id="16" name="Imagen 16"/>
-                    <pic:cNvPicPr/>
-                  </pic:nvPicPr>
-                  <pic:blipFill>
-                    <a:blip r:embed="rId17">
-                      <a:extLst>
-                        <a:ext uri="{28A0092B-C50C-407E-A947-70E740481C1C}">
-                          <a14:useLocalDpi xmlns:a14="http://schemas.microsoft.com/office/drawing/2010/main" val="0"/>
-                        </a:ext>
-                      </a:extLst>
-                    </a:blip>
-                    <a:stretch>
-                      <a:fillRect/>
-                    </a:stretch>
-                  </pic:blipFill>
-                  <pic:spPr>
-                    <a:xfrm>
-                      <a:off x="0" y="0"/>
-                      <a:ext cx="5612130" cy="2957195"/>
-                    </a:xfrm>
-                    <a:prstGeom prst="rect">
-                      <a:avLst/>
-                    </a:prstGeom>
-                  </pic:spPr>
-                </pic:pic>
-              </a:graphicData>
-            </a:graphic>
-          </wp:inline>
-        </w:drawing>
-      </w:r>
-    </w:p>
-    <w:p>
-      <w:pPr>
-        <w:rPr>
-          <w:rFonts w:ascii="Cambria" w:hAnsi="Cambria"/>
-          <w:b/>
-          <w:bCs/>
-          <w:sz w:val="40"/>
-          <w:szCs w:val="40"/>
-        </w:rPr>
-      </w:pPr>
-      <w:r>
-        <w:rPr>
-          <w:rFonts w:ascii="Cambria" w:hAnsi="Cambria"/>
-          <w:b/>
-          <w:bCs/>
-          <w:noProof/>
-          <w:sz w:val="40"/>
-          <w:szCs w:val="40"/>
-        </w:rPr>
-        <w:lastRenderedPageBreak/>
-        <w:drawing>
-          <wp:inline distT="0" distB="0" distL="0" distR="0" wp14:anchorId="73DB08A0" wp14:editId="7C6E2F6F">
-            <wp:extent cx="5612130" cy="2937510"/>
-            <wp:effectExtent l="0" t="0" r="7620" b="0"/>
-            <wp:docPr id="17" name="Imagen 17"/>
-            <wp:cNvGraphicFramePr>
-              <a:graphicFrameLocks xmlns:a="http://schemas.openxmlformats.org/drawingml/2006/main" noChangeAspect="1"/>
-            </wp:cNvGraphicFramePr>
-            <a:graphic xmlns:a="http://schemas.openxmlformats.org/drawingml/2006/main">
-              <a:graphicData uri="http://schemas.openxmlformats.org/drawingml/2006/picture">
-                <pic:pic xmlns:pic="http://schemas.openxmlformats.org/drawingml/2006/picture">
-                  <pic:nvPicPr>
-                    <pic:cNvPr id="17" name="Imagen 17"/>
-                    <pic:cNvPicPr/>
-                  </pic:nvPicPr>
-                  <pic:blipFill>
-                    <a:blip r:embed="rId18">
-                      <a:extLst>
-                        <a:ext uri="{28A0092B-C50C-407E-A947-70E740481C1C}">
-                          <a14:useLocalDpi xmlns:a14="http://schemas.microsoft.com/office/drawing/2010/main" val="0"/>
-                        </a:ext>
-                      </a:extLst>
-                    </a:blip>
-                    <a:stretch>
-                      <a:fillRect/>
-                    </a:stretch>
-                  </pic:blipFill>
-                  <pic:spPr>
-                    <a:xfrm>
-                      <a:off x="0" y="0"/>
-                      <a:ext cx="5612130" cy="2937510"/>
-                    </a:xfrm>
-                    <a:prstGeom prst="rect">
-                      <a:avLst/>
-                    </a:prstGeom>
-                  </pic:spPr>
-                </pic:pic>
-              </a:graphicData>
-            </a:graphic>
-          </wp:inline>
-        </w:drawing>
-      </w:r>
-    </w:p>
-    <w:p>
-      <w:pPr>
-        <w:rPr>
-          <w:rFonts w:ascii="Cambria" w:hAnsi="Cambria"/>
-          <w:b/>
-          <w:bCs/>
-          <w:sz w:val="40"/>
-          <w:szCs w:val="40"/>
-        </w:rPr>
-      </w:pPr>
-      <w:r>
-        <w:rPr>
-          <w:rFonts w:ascii="Cambria" w:hAnsi="Cambria"/>
-          <w:b/>
-          <w:bCs/>
-          <w:noProof/>
-          <w:sz w:val="40"/>
-          <w:szCs w:val="40"/>
-        </w:rPr>
-        <w:drawing>
-          <wp:inline distT="0" distB="0" distL="0" distR="0" wp14:anchorId="52EC917F" wp14:editId="66927131">
-            <wp:extent cx="5612130" cy="2957195"/>
-            <wp:effectExtent l="0" t="0" r="7620" b="0"/>
-            <wp:docPr id="18" name="Imagen 18"/>
-            <wp:cNvGraphicFramePr>
-              <a:graphicFrameLocks xmlns:a="http://schemas.openxmlformats.org/drawingml/2006/main" noChangeAspect="1"/>
-            </wp:cNvGraphicFramePr>
-            <a:graphic xmlns:a="http://schemas.openxmlformats.org/drawingml/2006/main">
-              <a:graphicData uri="http://schemas.openxmlformats.org/drawingml/2006/picture">
-                <pic:pic xmlns:pic="http://schemas.openxmlformats.org/drawingml/2006/picture">
-                  <pic:nvPicPr>
-                    <pic:cNvPr id="18" name="Imagen 18"/>
                     <pic:cNvPicPr/>
                   </pic:nvPicPr>
                   <pic:blipFill>
@@ -10844,6 +10700,131 @@
           <w:szCs w:val="40"/>
         </w:rPr>
       </w:pPr>
+      <w:r>
+        <w:rPr>
+          <w:rFonts w:ascii="Cambria" w:hAnsi="Cambria"/>
+          <w:b/>
+          <w:bCs/>
+          <w:noProof/>
+          <w:sz w:val="40"/>
+          <w:szCs w:val="40"/>
+        </w:rPr>
+        <w:lastRenderedPageBreak/>
+        <w:drawing>
+          <wp:inline distT="0" distB="0" distL="0" distR="0" wp14:anchorId="73DB08A0" wp14:editId="7C6E2F6F">
+            <wp:extent cx="5612130" cy="2937510"/>
+            <wp:effectExtent l="0" t="0" r="7620" b="0"/>
+            <wp:docPr id="17" name="Imagen 17"/>
+            <wp:cNvGraphicFramePr>
+              <a:graphicFrameLocks xmlns:a="http://schemas.openxmlformats.org/drawingml/2006/main" noChangeAspect="1"/>
+            </wp:cNvGraphicFramePr>
+            <a:graphic xmlns:a="http://schemas.openxmlformats.org/drawingml/2006/main">
+              <a:graphicData uri="http://schemas.openxmlformats.org/drawingml/2006/picture">
+                <pic:pic xmlns:pic="http://schemas.openxmlformats.org/drawingml/2006/picture">
+                  <pic:nvPicPr>
+                    <pic:cNvPr id="17" name="Imagen 17"/>
+                    <pic:cNvPicPr/>
+                  </pic:nvPicPr>
+                  <pic:blipFill>
+                    <a:blip r:embed="rId20">
+                      <a:extLst>
+                        <a:ext uri="{28A0092B-C50C-407E-A947-70E740481C1C}">
+                          <a14:useLocalDpi xmlns:a14="http://schemas.microsoft.com/office/drawing/2010/main" val="0"/>
+                        </a:ext>
+                      </a:extLst>
+                    </a:blip>
+                    <a:stretch>
+                      <a:fillRect/>
+                    </a:stretch>
+                  </pic:blipFill>
+                  <pic:spPr>
+                    <a:xfrm>
+                      <a:off x="0" y="0"/>
+                      <a:ext cx="5612130" cy="2937510"/>
+                    </a:xfrm>
+                    <a:prstGeom prst="rect">
+                      <a:avLst/>
+                    </a:prstGeom>
+                  </pic:spPr>
+                </pic:pic>
+              </a:graphicData>
+            </a:graphic>
+          </wp:inline>
+        </w:drawing>
+      </w:r>
+    </w:p>
+    <w:p>
+      <w:pPr>
+        <w:rPr>
+          <w:rFonts w:ascii="Cambria" w:hAnsi="Cambria"/>
+          <w:b/>
+          <w:bCs/>
+          <w:sz w:val="40"/>
+          <w:szCs w:val="40"/>
+        </w:rPr>
+      </w:pPr>
+      <w:r>
+        <w:rPr>
+          <w:rFonts w:ascii="Cambria" w:hAnsi="Cambria"/>
+          <w:b/>
+          <w:bCs/>
+          <w:noProof/>
+          <w:sz w:val="40"/>
+          <w:szCs w:val="40"/>
+        </w:rPr>
+        <w:drawing>
+          <wp:inline distT="0" distB="0" distL="0" distR="0" wp14:anchorId="52EC917F" wp14:editId="66927131">
+            <wp:extent cx="5612130" cy="2957195"/>
+            <wp:effectExtent l="0" t="0" r="7620" b="0"/>
+            <wp:docPr id="18" name="Imagen 18"/>
+            <wp:cNvGraphicFramePr>
+              <a:graphicFrameLocks xmlns:a="http://schemas.openxmlformats.org/drawingml/2006/main" noChangeAspect="1"/>
+            </wp:cNvGraphicFramePr>
+            <a:graphic xmlns:a="http://schemas.openxmlformats.org/drawingml/2006/main">
+              <a:graphicData uri="http://schemas.openxmlformats.org/drawingml/2006/picture">
+                <pic:pic xmlns:pic="http://schemas.openxmlformats.org/drawingml/2006/picture">
+                  <pic:nvPicPr>
+                    <pic:cNvPr id="18" name="Imagen 18"/>
+                    <pic:cNvPicPr/>
+                  </pic:nvPicPr>
+                  <pic:blipFill>
+                    <a:blip r:embed="rId21">
+                      <a:extLst>
+                        <a:ext uri="{28A0092B-C50C-407E-A947-70E740481C1C}">
+                          <a14:useLocalDpi xmlns:a14="http://schemas.microsoft.com/office/drawing/2010/main" val="0"/>
+                        </a:ext>
+                      </a:extLst>
+                    </a:blip>
+                    <a:stretch>
+                      <a:fillRect/>
+                    </a:stretch>
+                  </pic:blipFill>
+                  <pic:spPr>
+                    <a:xfrm>
+                      <a:off x="0" y="0"/>
+                      <a:ext cx="5612130" cy="2957195"/>
+                    </a:xfrm>
+                    <a:prstGeom prst="rect">
+                      <a:avLst/>
+                    </a:prstGeom>
+                  </pic:spPr>
+                </pic:pic>
+              </a:graphicData>
+            </a:graphic>
+          </wp:inline>
+        </w:drawing>
+      </w:r>
+    </w:p>
+    <w:p>
+      <w:pPr>
+        <w:rPr>
+          <w:rFonts w:ascii="Cambria" w:hAnsi="Cambria"/>
+          <w:b/>
+          <w:bCs/>
+          <w:sz w:val="40"/>
+          <w:szCs w:val="40"/>
+        </w:rPr>
+      </w:pPr>
     </w:p>
     <w:p>
       <w:pPr>
@@ -10881,7 +10862,7 @@
                     <pic:cNvPicPr/>
                   </pic:nvPicPr>
                   <pic:blipFill>
-                    <a:blip r:embed="rId20">
+                    <a:blip r:embed="rId22">
                       <a:extLst>
                         <a:ext uri="{28A0092B-C50C-407E-A947-70E740481C1C}">
                           <a14:useLocalDpi xmlns:a14="http://schemas.microsoft.com/office/drawing/2010/main" val="0"/>
@@ -10970,18 +10951,6 @@
           <w:szCs w:val="24"/>
         </w:rPr>
       </w:pPr>
-    </w:p>
-    <w:p>
-      <w:pPr>
-        <w:spacing w:after="0" w:line="360" w:lineRule="auto"/>
-        <w:rPr>
-          <w:rFonts w:ascii="Cambria" w:hAnsi="Cambria"/>
-          <w:b/>
-          <w:bCs/>
-          <w:sz w:val="24"/>
-          <w:szCs w:val="24"/>
-        </w:rPr>
-      </w:pPr>
       <w:r>
         <w:rPr>
           <w:rFonts w:ascii="Cambria" w:hAnsi="Cambria"/>
@@ -11202,8 +11171,330 @@
           <w:sz w:val="24"/>
           <w:szCs w:val="24"/>
         </w:rPr>
+        <w:drawing>
+          <wp:anchor distT="0" distB="0" distL="114300" distR="114300" simplePos="0" relativeHeight="251672064" behindDoc="1" locked="0" layoutInCell="1" allowOverlap="1" wp14:anchorId="59A6ED7A" wp14:editId="46B3203D">
+            <wp:simplePos x="0" y="0"/>
+            <wp:positionH relativeFrom="column">
+              <wp:posOffset>-251460</wp:posOffset>
+            </wp:positionH>
+            <wp:positionV relativeFrom="paragraph">
+              <wp:posOffset>325755</wp:posOffset>
+            </wp:positionV>
+            <wp:extent cx="2751045" cy="4572000"/>
+            <wp:effectExtent l="0" t="0" r="0" b="0"/>
+            <wp:wrapNone/>
+            <wp:docPr id="45" name="Imagen 45"/>
+            <wp:cNvGraphicFramePr>
+              <a:graphicFrameLocks xmlns:a="http://schemas.openxmlformats.org/drawingml/2006/main" noChangeAspect="1"/>
+            </wp:cNvGraphicFramePr>
+            <a:graphic xmlns:a="http://schemas.openxmlformats.org/drawingml/2006/main">
+              <a:graphicData uri="http://schemas.openxmlformats.org/drawingml/2006/picture">
+                <pic:pic xmlns:pic="http://schemas.openxmlformats.org/drawingml/2006/picture">
+                  <pic:nvPicPr>
+                    <pic:cNvPr id="1" name=""/>
+                    <pic:cNvPicPr/>
+                  </pic:nvPicPr>
+                  <pic:blipFill>
+                    <a:blip r:embed="rId23">
+                      <a:extLst>
+                        <a:ext uri="{28A0092B-C50C-407E-A947-70E740481C1C}">
+                          <a14:useLocalDpi xmlns:a14="http://schemas.microsoft.com/office/drawing/2010/main" val="0"/>
+                        </a:ext>
+                      </a:extLst>
+                    </a:blip>
+                    <a:stretch>
+                      <a:fillRect/>
+                    </a:stretch>
+                  </pic:blipFill>
+                  <pic:spPr>
+                    <a:xfrm>
+                      <a:off x="0" y="0"/>
+                      <a:ext cx="2751045" cy="4572000"/>
+                    </a:xfrm>
+                    <a:prstGeom prst="rect">
+                      <a:avLst/>
+                    </a:prstGeom>
+                  </pic:spPr>
+                </pic:pic>
+              </a:graphicData>
+            </a:graphic>
+            <wp14:sizeRelH relativeFrom="margin">
+              <wp14:pctWidth>0</wp14:pctWidth>
+            </wp14:sizeRelH>
+            <wp14:sizeRelV relativeFrom="margin">
+              <wp14:pctHeight>0</wp14:pctHeight>
+            </wp14:sizeRelV>
+          </wp:anchor>
+        </w:drawing>
+      </w:r>
+      <w:r>
+        <w:rPr>
+          <w:rFonts w:ascii="Cambria" w:hAnsi="Cambria"/>
+          <w:sz w:val="24"/>
+          <w:szCs w:val="24"/>
+        </w:rPr>
         <w:t>El sistema envía notificaciones de confirmación de citas.</w:t>
       </w:r>
+    </w:p>
+    <w:p>
+      <w:pPr>
+        <w:pStyle w:val="Prrafodelista"/>
+        <w:spacing w:after="0" w:line="360" w:lineRule="auto"/>
+        <w:ind w:left="360"/>
+        <w:rPr>
+          <w:rFonts w:ascii="Cambria" w:hAnsi="Cambria"/>
+          <w:sz w:val="24"/>
+          <w:szCs w:val="24"/>
+        </w:rPr>
+      </w:pPr>
+      <w:r>
+        <w:rPr>
+          <w:rFonts w:ascii="Cambria" w:hAnsi="Cambria"/>
+          <w:sz w:val="24"/>
+          <w:szCs w:val="24"/>
+        </w:rPr>
+        <w:drawing>
+          <wp:anchor distT="0" distB="0" distL="114300" distR="114300" simplePos="0" relativeHeight="251673088" behindDoc="1" locked="0" layoutInCell="1" allowOverlap="1" wp14:anchorId="190D195A" wp14:editId="29CECEE7">
+            <wp:simplePos x="0" y="0"/>
+            <wp:positionH relativeFrom="column">
+              <wp:posOffset>2901315</wp:posOffset>
+            </wp:positionH>
+            <wp:positionV relativeFrom="paragraph">
+              <wp:posOffset>40005</wp:posOffset>
+            </wp:positionV>
+            <wp:extent cx="2310236" cy="4733290"/>
+            <wp:effectExtent l="0" t="0" r="0" b="0"/>
+            <wp:wrapNone/>
+            <wp:docPr id="46" name="Imagen 46"/>
+            <wp:cNvGraphicFramePr>
+              <a:graphicFrameLocks xmlns:a="http://schemas.openxmlformats.org/drawingml/2006/main" noChangeAspect="1"/>
+            </wp:cNvGraphicFramePr>
+            <a:graphic xmlns:a="http://schemas.openxmlformats.org/drawingml/2006/main">
+              <a:graphicData uri="http://schemas.openxmlformats.org/drawingml/2006/picture">
+                <pic:pic xmlns:pic="http://schemas.openxmlformats.org/drawingml/2006/picture">
+                  <pic:nvPicPr>
+                    <pic:cNvPr id="1" name=""/>
+                    <pic:cNvPicPr/>
+                  </pic:nvPicPr>
+                  <pic:blipFill>
+                    <a:blip r:embed="rId24">
+                      <a:extLst>
+                        <a:ext uri="{28A0092B-C50C-407E-A947-70E740481C1C}">
+                          <a14:useLocalDpi xmlns:a14="http://schemas.microsoft.com/office/drawing/2010/main" val="0"/>
+                        </a:ext>
+                      </a:extLst>
+                    </a:blip>
+                    <a:stretch>
+                      <a:fillRect/>
+                    </a:stretch>
+                  </pic:blipFill>
+                  <pic:spPr>
+                    <a:xfrm>
+                      <a:off x="0" y="0"/>
+                      <a:ext cx="2310236" cy="4733290"/>
+                    </a:xfrm>
+                    <a:prstGeom prst="rect">
+                      <a:avLst/>
+                    </a:prstGeom>
+                  </pic:spPr>
+                </pic:pic>
+              </a:graphicData>
+            </a:graphic>
+          </wp:anchor>
+        </w:drawing>
+      </w:r>
+    </w:p>
+    <w:p>
+      <w:pPr>
+        <w:pStyle w:val="Prrafodelista"/>
+        <w:spacing w:after="0" w:line="360" w:lineRule="auto"/>
+        <w:ind w:left="360"/>
+        <w:rPr>
+          <w:rFonts w:ascii="Cambria" w:hAnsi="Cambria"/>
+          <w:sz w:val="24"/>
+          <w:szCs w:val="24"/>
+        </w:rPr>
+      </w:pPr>
+    </w:p>
+    <w:p>
+      <w:pPr>
+        <w:pStyle w:val="Prrafodelista"/>
+        <w:spacing w:after="0" w:line="360" w:lineRule="auto"/>
+        <w:ind w:left="360"/>
+        <w:rPr>
+          <w:rFonts w:ascii="Cambria" w:hAnsi="Cambria"/>
+          <w:sz w:val="24"/>
+          <w:szCs w:val="24"/>
+        </w:rPr>
+      </w:pPr>
+    </w:p>
+    <w:p>
+      <w:pPr>
+        <w:pStyle w:val="Prrafodelista"/>
+        <w:spacing w:after="0" w:line="360" w:lineRule="auto"/>
+        <w:ind w:left="360"/>
+        <w:rPr>
+          <w:rFonts w:ascii="Cambria" w:hAnsi="Cambria"/>
+          <w:sz w:val="24"/>
+          <w:szCs w:val="24"/>
+        </w:rPr>
+      </w:pPr>
+    </w:p>
+    <w:p>
+      <w:pPr>
+        <w:pStyle w:val="Prrafodelista"/>
+        <w:spacing w:after="0" w:line="360" w:lineRule="auto"/>
+        <w:ind w:left="360"/>
+        <w:rPr>
+          <w:rFonts w:ascii="Cambria" w:hAnsi="Cambria"/>
+          <w:sz w:val="24"/>
+          <w:szCs w:val="24"/>
+        </w:rPr>
+      </w:pPr>
+    </w:p>
+    <w:p>
+      <w:pPr>
+        <w:pStyle w:val="Prrafodelista"/>
+        <w:spacing w:after="0" w:line="360" w:lineRule="auto"/>
+        <w:ind w:left="360"/>
+        <w:rPr>
+          <w:rFonts w:ascii="Cambria" w:hAnsi="Cambria"/>
+          <w:sz w:val="24"/>
+          <w:szCs w:val="24"/>
+        </w:rPr>
+      </w:pPr>
+    </w:p>
+    <w:p>
+      <w:pPr>
+        <w:pStyle w:val="Prrafodelista"/>
+        <w:spacing w:after="0" w:line="360" w:lineRule="auto"/>
+        <w:ind w:left="360"/>
+        <w:rPr>
+          <w:rFonts w:ascii="Cambria" w:hAnsi="Cambria"/>
+          <w:sz w:val="24"/>
+          <w:szCs w:val="24"/>
+        </w:rPr>
+      </w:pPr>
+    </w:p>
+    <w:p>
+      <w:pPr>
+        <w:pStyle w:val="Prrafodelista"/>
+        <w:spacing w:after="0" w:line="360" w:lineRule="auto"/>
+        <w:ind w:left="360"/>
+        <w:rPr>
+          <w:rFonts w:ascii="Cambria" w:hAnsi="Cambria"/>
+          <w:sz w:val="24"/>
+          <w:szCs w:val="24"/>
+        </w:rPr>
+      </w:pPr>
+    </w:p>
+    <w:p>
+      <w:pPr>
+        <w:pStyle w:val="Prrafodelista"/>
+        <w:spacing w:after="0" w:line="360" w:lineRule="auto"/>
+        <w:ind w:left="360"/>
+        <w:rPr>
+          <w:rFonts w:ascii="Cambria" w:hAnsi="Cambria"/>
+          <w:sz w:val="24"/>
+          <w:szCs w:val="24"/>
+        </w:rPr>
+      </w:pPr>
+    </w:p>
+    <w:p>
+      <w:pPr>
+        <w:pStyle w:val="Prrafodelista"/>
+        <w:spacing w:after="0" w:line="360" w:lineRule="auto"/>
+        <w:ind w:left="360"/>
+        <w:rPr>
+          <w:rFonts w:ascii="Cambria" w:hAnsi="Cambria"/>
+          <w:sz w:val="24"/>
+          <w:szCs w:val="24"/>
+        </w:rPr>
+      </w:pPr>
+    </w:p>
+    <w:p>
+      <w:pPr>
+        <w:pStyle w:val="Prrafodelista"/>
+        <w:spacing w:after="0" w:line="360" w:lineRule="auto"/>
+        <w:ind w:left="360"/>
+        <w:rPr>
+          <w:rFonts w:ascii="Cambria" w:hAnsi="Cambria"/>
+          <w:sz w:val="24"/>
+          <w:szCs w:val="24"/>
+        </w:rPr>
+      </w:pPr>
+    </w:p>
+    <w:p>
+      <w:pPr>
+        <w:pStyle w:val="Prrafodelista"/>
+        <w:spacing w:after="0" w:line="360" w:lineRule="auto"/>
+        <w:ind w:left="360"/>
+        <w:rPr>
+          <w:rFonts w:ascii="Cambria" w:hAnsi="Cambria"/>
+          <w:sz w:val="24"/>
+          <w:szCs w:val="24"/>
+        </w:rPr>
+      </w:pPr>
+    </w:p>
+    <w:p>
+      <w:pPr>
+        <w:pStyle w:val="Prrafodelista"/>
+        <w:spacing w:after="0" w:line="360" w:lineRule="auto"/>
+        <w:ind w:left="360"/>
+        <w:rPr>
+          <w:rFonts w:ascii="Cambria" w:hAnsi="Cambria"/>
+          <w:sz w:val="24"/>
+          <w:szCs w:val="24"/>
+        </w:rPr>
+      </w:pPr>
+    </w:p>
+    <w:p>
+      <w:pPr>
+        <w:pStyle w:val="Prrafodelista"/>
+        <w:spacing w:after="0" w:line="360" w:lineRule="auto"/>
+        <w:ind w:left="360"/>
+        <w:rPr>
+          <w:rFonts w:ascii="Cambria" w:hAnsi="Cambria"/>
+          <w:sz w:val="24"/>
+          <w:szCs w:val="24"/>
+        </w:rPr>
+      </w:pPr>
+    </w:p>
+    <w:p>
+      <w:pPr>
+        <w:pStyle w:val="Prrafodelista"/>
+        <w:spacing w:after="0" w:line="360" w:lineRule="auto"/>
+        <w:ind w:left="360"/>
+        <w:rPr>
+          <w:rFonts w:ascii="Cambria" w:hAnsi="Cambria"/>
+          <w:sz w:val="24"/>
+          <w:szCs w:val="24"/>
+        </w:rPr>
+      </w:pPr>
+    </w:p>
+    <w:p>
+      <w:pPr>
+        <w:pStyle w:val="Prrafodelista"/>
+        <w:spacing w:after="0" w:line="360" w:lineRule="auto"/>
+        <w:ind w:left="360"/>
+        <w:rPr>
+          <w:rFonts w:ascii="Cambria" w:hAnsi="Cambria"/>
+          <w:sz w:val="24"/>
+          <w:szCs w:val="24"/>
+        </w:rPr>
+      </w:pPr>
+    </w:p>
+    <w:p>
+      <w:pPr>
+        <w:pStyle w:val="Prrafodelista"/>
+        <w:spacing w:after="0" w:line="360" w:lineRule="auto"/>
+        <w:ind w:left="360"/>
+        <w:rPr>
+          <w:rFonts w:ascii="Cambria" w:hAnsi="Cambria"/>
+          <w:sz w:val="24"/>
+          <w:szCs w:val="24"/>
+        </w:rPr>
+      </w:pPr>
     </w:p>
     <w:p>
       <w:pPr>
@@ -11236,6 +11527,485 @@
           <w:sz w:val="24"/>
           <w:szCs w:val="24"/>
         </w:rPr>
+        <w:lastRenderedPageBreak/>
+        <w:drawing>
+          <wp:anchor distT="0" distB="0" distL="114300" distR="114300" simplePos="0" relativeHeight="251674112" behindDoc="1" locked="0" layoutInCell="1" allowOverlap="1" wp14:anchorId="3C95DEB2" wp14:editId="3336741E">
+            <wp:simplePos x="0" y="0"/>
+            <wp:positionH relativeFrom="margin">
+              <wp:posOffset>138516</wp:posOffset>
+            </wp:positionH>
+            <wp:positionV relativeFrom="paragraph">
+              <wp:posOffset>-194945</wp:posOffset>
+            </wp:positionV>
+            <wp:extent cx="2105025" cy="4120047"/>
+            <wp:effectExtent l="0" t="0" r="0" b="0"/>
+            <wp:wrapNone/>
+            <wp:docPr id="47" name="Imagen 47"/>
+            <wp:cNvGraphicFramePr>
+              <a:graphicFrameLocks xmlns:a="http://schemas.openxmlformats.org/drawingml/2006/main" noChangeAspect="1"/>
+            </wp:cNvGraphicFramePr>
+            <a:graphic xmlns:a="http://schemas.openxmlformats.org/drawingml/2006/main">
+              <a:graphicData uri="http://schemas.openxmlformats.org/drawingml/2006/picture">
+                <pic:pic xmlns:pic="http://schemas.openxmlformats.org/drawingml/2006/picture">
+                  <pic:nvPicPr>
+                    <pic:cNvPr id="1" name=""/>
+                    <pic:cNvPicPr/>
+                  </pic:nvPicPr>
+                  <pic:blipFill>
+                    <a:blip r:embed="rId25">
+                      <a:extLst>
+                        <a:ext uri="{28A0092B-C50C-407E-A947-70E740481C1C}">
+                          <a14:useLocalDpi xmlns:a14="http://schemas.microsoft.com/office/drawing/2010/main" val="0"/>
+                        </a:ext>
+                      </a:extLst>
+                    </a:blip>
+                    <a:stretch>
+                      <a:fillRect/>
+                    </a:stretch>
+                  </pic:blipFill>
+                  <pic:spPr>
+                    <a:xfrm>
+                      <a:off x="0" y="0"/>
+                      <a:ext cx="2105025" cy="4120047"/>
+                    </a:xfrm>
+                    <a:prstGeom prst="rect">
+                      <a:avLst/>
+                    </a:prstGeom>
+                  </pic:spPr>
+                </pic:pic>
+              </a:graphicData>
+            </a:graphic>
+            <wp14:sizeRelH relativeFrom="margin">
+              <wp14:pctWidth>0</wp14:pctWidth>
+            </wp14:sizeRelH>
+            <wp14:sizeRelV relativeFrom="margin">
+              <wp14:pctHeight>0</wp14:pctHeight>
+            </wp14:sizeRelV>
+          </wp:anchor>
+        </w:drawing>
+      </w:r>
+      <w:r>
+        <w:rPr>
+          <w:rFonts w:ascii="Cambria" w:hAnsi="Cambria"/>
+          <w:b/>
+          <w:bCs/>
+          <w:sz w:val="24"/>
+          <w:szCs w:val="24"/>
+        </w:rPr>
+        <w:drawing>
+          <wp:anchor distT="0" distB="0" distL="114300" distR="114300" simplePos="0" relativeHeight="251675136" behindDoc="1" locked="0" layoutInCell="1" allowOverlap="1" wp14:anchorId="166170F4" wp14:editId="274B0C2D">
+            <wp:simplePos x="0" y="0"/>
+            <wp:positionH relativeFrom="column">
+              <wp:posOffset>3263265</wp:posOffset>
+            </wp:positionH>
+            <wp:positionV relativeFrom="paragraph">
+              <wp:posOffset>-156845</wp:posOffset>
+            </wp:positionV>
+            <wp:extent cx="2066925" cy="4530851"/>
+            <wp:effectExtent l="0" t="0" r="0" b="3175"/>
+            <wp:wrapNone/>
+            <wp:docPr id="48" name="Imagen 48"/>
+            <wp:cNvGraphicFramePr>
+              <a:graphicFrameLocks xmlns:a="http://schemas.openxmlformats.org/drawingml/2006/main" noChangeAspect="1"/>
+            </wp:cNvGraphicFramePr>
+            <a:graphic xmlns:a="http://schemas.openxmlformats.org/drawingml/2006/main">
+              <a:graphicData uri="http://schemas.openxmlformats.org/drawingml/2006/picture">
+                <pic:pic xmlns:pic="http://schemas.openxmlformats.org/drawingml/2006/picture">
+                  <pic:nvPicPr>
+                    <pic:cNvPr id="1" name=""/>
+                    <pic:cNvPicPr/>
+                  </pic:nvPicPr>
+                  <pic:blipFill>
+                    <a:blip r:embed="rId26">
+                      <a:extLst>
+                        <a:ext uri="{28A0092B-C50C-407E-A947-70E740481C1C}">
+                          <a14:useLocalDpi xmlns:a14="http://schemas.microsoft.com/office/drawing/2010/main" val="0"/>
+                        </a:ext>
+                      </a:extLst>
+                    </a:blip>
+                    <a:stretch>
+                      <a:fillRect/>
+                    </a:stretch>
+                  </pic:blipFill>
+                  <pic:spPr>
+                    <a:xfrm>
+                      <a:off x="0" y="0"/>
+                      <a:ext cx="2066925" cy="4530851"/>
+                    </a:xfrm>
+                    <a:prstGeom prst="rect">
+                      <a:avLst/>
+                    </a:prstGeom>
+                  </pic:spPr>
+                </pic:pic>
+              </a:graphicData>
+            </a:graphic>
+            <wp14:sizeRelH relativeFrom="margin">
+              <wp14:pctWidth>0</wp14:pctWidth>
+            </wp14:sizeRelH>
+            <wp14:sizeRelV relativeFrom="margin">
+              <wp14:pctHeight>0</wp14:pctHeight>
+            </wp14:sizeRelV>
+          </wp:anchor>
+        </w:drawing>
+      </w:r>
+    </w:p>
+    <w:p>
+      <w:pPr>
+        <w:spacing w:after="0" w:line="360" w:lineRule="auto"/>
+        <w:rPr>
+          <w:rFonts w:ascii="Cambria" w:hAnsi="Cambria"/>
+          <w:b/>
+          <w:bCs/>
+          <w:sz w:val="24"/>
+          <w:szCs w:val="24"/>
+        </w:rPr>
+      </w:pPr>
+    </w:p>
+    <w:p>
+      <w:pPr>
+        <w:spacing w:after="0" w:line="360" w:lineRule="auto"/>
+        <w:rPr>
+          <w:rFonts w:ascii="Cambria" w:hAnsi="Cambria"/>
+          <w:b/>
+          <w:bCs/>
+          <w:sz w:val="24"/>
+          <w:szCs w:val="24"/>
+        </w:rPr>
+      </w:pPr>
+    </w:p>
+    <w:p>
+      <w:pPr>
+        <w:spacing w:after="0" w:line="360" w:lineRule="auto"/>
+        <w:rPr>
+          <w:rFonts w:ascii="Cambria" w:hAnsi="Cambria"/>
+          <w:b/>
+          <w:bCs/>
+          <w:sz w:val="24"/>
+          <w:szCs w:val="24"/>
+        </w:rPr>
+      </w:pPr>
+    </w:p>
+    <w:p>
+      <w:pPr>
+        <w:spacing w:after="0" w:line="360" w:lineRule="auto"/>
+        <w:rPr>
+          <w:rFonts w:ascii="Cambria" w:hAnsi="Cambria"/>
+          <w:b/>
+          <w:bCs/>
+          <w:sz w:val="24"/>
+          <w:szCs w:val="24"/>
+        </w:rPr>
+      </w:pPr>
+    </w:p>
+    <w:p>
+      <w:pPr>
+        <w:spacing w:after="0" w:line="360" w:lineRule="auto"/>
+        <w:rPr>
+          <w:rFonts w:ascii="Cambria" w:hAnsi="Cambria"/>
+          <w:b/>
+          <w:bCs/>
+          <w:sz w:val="24"/>
+          <w:szCs w:val="24"/>
+        </w:rPr>
+      </w:pPr>
+    </w:p>
+    <w:p>
+      <w:pPr>
+        <w:spacing w:after="0" w:line="360" w:lineRule="auto"/>
+        <w:rPr>
+          <w:rFonts w:ascii="Cambria" w:hAnsi="Cambria"/>
+          <w:b/>
+          <w:bCs/>
+          <w:sz w:val="24"/>
+          <w:szCs w:val="24"/>
+        </w:rPr>
+      </w:pPr>
+    </w:p>
+    <w:p>
+      <w:pPr>
+        <w:spacing w:after="0" w:line="360" w:lineRule="auto"/>
+        <w:rPr>
+          <w:rFonts w:ascii="Cambria" w:hAnsi="Cambria"/>
+          <w:b/>
+          <w:bCs/>
+          <w:sz w:val="24"/>
+          <w:szCs w:val="24"/>
+        </w:rPr>
+      </w:pPr>
+    </w:p>
+    <w:p>
+      <w:pPr>
+        <w:spacing w:after="0" w:line="360" w:lineRule="auto"/>
+        <w:rPr>
+          <w:rFonts w:ascii="Cambria" w:hAnsi="Cambria"/>
+          <w:b/>
+          <w:bCs/>
+          <w:sz w:val="24"/>
+          <w:szCs w:val="24"/>
+        </w:rPr>
+      </w:pPr>
+    </w:p>
+    <w:p>
+      <w:pPr>
+        <w:spacing w:after="0" w:line="360" w:lineRule="auto"/>
+        <w:rPr>
+          <w:rFonts w:ascii="Cambria" w:hAnsi="Cambria"/>
+          <w:b/>
+          <w:bCs/>
+          <w:sz w:val="24"/>
+          <w:szCs w:val="24"/>
+        </w:rPr>
+      </w:pPr>
+    </w:p>
+    <w:p>
+      <w:pPr>
+        <w:spacing w:after="0" w:line="360" w:lineRule="auto"/>
+        <w:rPr>
+          <w:rFonts w:ascii="Cambria" w:hAnsi="Cambria"/>
+          <w:b/>
+          <w:bCs/>
+          <w:sz w:val="24"/>
+          <w:szCs w:val="24"/>
+        </w:rPr>
+      </w:pPr>
+    </w:p>
+    <w:p>
+      <w:pPr>
+        <w:spacing w:after="0" w:line="360" w:lineRule="auto"/>
+        <w:rPr>
+          <w:rFonts w:ascii="Cambria" w:hAnsi="Cambria"/>
+          <w:b/>
+          <w:bCs/>
+          <w:sz w:val="24"/>
+          <w:szCs w:val="24"/>
+        </w:rPr>
+      </w:pPr>
+    </w:p>
+    <w:p>
+      <w:pPr>
+        <w:spacing w:after="0" w:line="360" w:lineRule="auto"/>
+        <w:rPr>
+          <w:rFonts w:ascii="Cambria" w:hAnsi="Cambria"/>
+          <w:b/>
+          <w:bCs/>
+          <w:sz w:val="24"/>
+          <w:szCs w:val="24"/>
+        </w:rPr>
+      </w:pPr>
+    </w:p>
+    <w:p>
+      <w:pPr>
+        <w:spacing w:after="0" w:line="360" w:lineRule="auto"/>
+        <w:rPr>
+          <w:rFonts w:ascii="Cambria" w:hAnsi="Cambria"/>
+          <w:b/>
+          <w:bCs/>
+          <w:sz w:val="24"/>
+          <w:szCs w:val="24"/>
+        </w:rPr>
+      </w:pPr>
+    </w:p>
+    <w:p>
+      <w:pPr>
+        <w:spacing w:after="0" w:line="360" w:lineRule="auto"/>
+        <w:rPr>
+          <w:rFonts w:ascii="Cambria" w:hAnsi="Cambria"/>
+          <w:b/>
+          <w:bCs/>
+          <w:sz w:val="24"/>
+          <w:szCs w:val="24"/>
+        </w:rPr>
+      </w:pPr>
+    </w:p>
+    <w:p>
+      <w:pPr>
+        <w:spacing w:after="0" w:line="360" w:lineRule="auto"/>
+        <w:rPr>
+          <w:rFonts w:ascii="Cambria" w:hAnsi="Cambria"/>
+          <w:b/>
+          <w:bCs/>
+          <w:sz w:val="24"/>
+          <w:szCs w:val="24"/>
+        </w:rPr>
+      </w:pPr>
+      <w:r>
+        <w:rPr>
+          <w:rFonts w:ascii="Cambria" w:hAnsi="Cambria"/>
+          <w:b/>
+          <w:bCs/>
+          <w:sz w:val="24"/>
+          <w:szCs w:val="24"/>
+        </w:rPr>
+        <w:drawing>
+          <wp:anchor distT="0" distB="0" distL="114300" distR="114300" simplePos="0" relativeHeight="251676160" behindDoc="1" locked="0" layoutInCell="1" allowOverlap="1" wp14:anchorId="288C167A" wp14:editId="000CE4AB">
+            <wp:simplePos x="0" y="0"/>
+            <wp:positionH relativeFrom="margin">
+              <wp:posOffset>1491615</wp:posOffset>
+            </wp:positionH>
+            <wp:positionV relativeFrom="paragraph">
+              <wp:posOffset>61478</wp:posOffset>
+            </wp:positionV>
+            <wp:extent cx="1800225" cy="3932976"/>
+            <wp:effectExtent l="0" t="0" r="0" b="0"/>
+            <wp:wrapNone/>
+            <wp:docPr id="49" name="Imagen 49"/>
+            <wp:cNvGraphicFramePr>
+              <a:graphicFrameLocks xmlns:a="http://schemas.openxmlformats.org/drawingml/2006/main" noChangeAspect="1"/>
+            </wp:cNvGraphicFramePr>
+            <a:graphic xmlns:a="http://schemas.openxmlformats.org/drawingml/2006/main">
+              <a:graphicData uri="http://schemas.openxmlformats.org/drawingml/2006/picture">
+                <pic:pic xmlns:pic="http://schemas.openxmlformats.org/drawingml/2006/picture">
+                  <pic:nvPicPr>
+                    <pic:cNvPr id="1" name=""/>
+                    <pic:cNvPicPr/>
+                  </pic:nvPicPr>
+                  <pic:blipFill>
+                    <a:blip r:embed="rId27">
+                      <a:extLst>
+                        <a:ext uri="{28A0092B-C50C-407E-A947-70E740481C1C}">
+                          <a14:useLocalDpi xmlns:a14="http://schemas.microsoft.com/office/drawing/2010/main" val="0"/>
+                        </a:ext>
+                      </a:extLst>
+                    </a:blip>
+                    <a:stretch>
+                      <a:fillRect/>
+                    </a:stretch>
+                  </pic:blipFill>
+                  <pic:spPr>
+                    <a:xfrm>
+                      <a:off x="0" y="0"/>
+                      <a:ext cx="1800544" cy="3933672"/>
+                    </a:xfrm>
+                    <a:prstGeom prst="rect">
+                      <a:avLst/>
+                    </a:prstGeom>
+                  </pic:spPr>
+                </pic:pic>
+              </a:graphicData>
+            </a:graphic>
+            <wp14:sizeRelH relativeFrom="margin">
+              <wp14:pctWidth>0</wp14:pctWidth>
+            </wp14:sizeRelH>
+            <wp14:sizeRelV relativeFrom="margin">
+              <wp14:pctHeight>0</wp14:pctHeight>
+            </wp14:sizeRelV>
+          </wp:anchor>
+        </w:drawing>
+      </w:r>
+    </w:p>
+    <w:p>
+      <w:pPr>
+        <w:spacing w:after="0" w:line="360" w:lineRule="auto"/>
+        <w:rPr>
+          <w:rFonts w:ascii="Cambria" w:hAnsi="Cambria"/>
+          <w:b/>
+          <w:bCs/>
+          <w:sz w:val="24"/>
+          <w:szCs w:val="24"/>
+        </w:rPr>
+      </w:pPr>
+    </w:p>
+    <w:p>
+      <w:pPr>
+        <w:spacing w:after="0" w:line="360" w:lineRule="auto"/>
+        <w:rPr>
+          <w:rFonts w:ascii="Cambria" w:hAnsi="Cambria"/>
+          <w:b/>
+          <w:bCs/>
+          <w:sz w:val="24"/>
+          <w:szCs w:val="24"/>
+        </w:rPr>
+      </w:pPr>
+    </w:p>
+    <w:p>
+      <w:pPr>
+        <w:spacing w:after="0" w:line="360" w:lineRule="auto"/>
+        <w:rPr>
+          <w:rFonts w:ascii="Cambria" w:hAnsi="Cambria"/>
+          <w:b/>
+          <w:bCs/>
+          <w:sz w:val="24"/>
+          <w:szCs w:val="24"/>
+        </w:rPr>
+      </w:pPr>
+    </w:p>
+    <w:p>
+      <w:pPr>
+        <w:spacing w:after="0" w:line="360" w:lineRule="auto"/>
+        <w:rPr>
+          <w:rFonts w:ascii="Cambria" w:hAnsi="Cambria"/>
+          <w:b/>
+          <w:bCs/>
+          <w:sz w:val="24"/>
+          <w:szCs w:val="24"/>
+        </w:rPr>
+      </w:pPr>
+    </w:p>
+    <w:p>
+      <w:pPr>
+        <w:spacing w:after="0" w:line="360" w:lineRule="auto"/>
+        <w:rPr>
+          <w:rFonts w:ascii="Cambria" w:hAnsi="Cambria"/>
+          <w:b/>
+          <w:bCs/>
+          <w:sz w:val="24"/>
+          <w:szCs w:val="24"/>
+        </w:rPr>
+      </w:pPr>
+    </w:p>
+    <w:p>
+      <w:pPr>
+        <w:spacing w:after="0" w:line="360" w:lineRule="auto"/>
+        <w:rPr>
+          <w:rFonts w:ascii="Cambria" w:hAnsi="Cambria"/>
+          <w:b/>
+          <w:bCs/>
+          <w:sz w:val="24"/>
+          <w:szCs w:val="24"/>
+        </w:rPr>
+      </w:pPr>
+    </w:p>
+    <w:p>
+      <w:pPr>
+        <w:rPr>
+          <w:rFonts w:ascii="Cambria" w:hAnsi="Cambria"/>
+          <w:b/>
+          <w:bCs/>
+          <w:sz w:val="24"/>
+          <w:szCs w:val="24"/>
+        </w:rPr>
+      </w:pPr>
+      <w:r>
+        <w:rPr>
+          <w:rFonts w:ascii="Cambria" w:hAnsi="Cambria"/>
+          <w:b/>
+          <w:bCs/>
+          <w:sz w:val="24"/>
+          <w:szCs w:val="24"/>
+        </w:rPr>
+        <w:br w:type="page"/>
+      </w:r>
+    </w:p>
+    <w:p>
+      <w:pPr>
+        <w:spacing w:after="0" w:line="360" w:lineRule="auto"/>
+        <w:rPr>
+          <w:rFonts w:ascii="Cambria" w:hAnsi="Cambria"/>
+          <w:b/>
+          <w:bCs/>
+          <w:sz w:val="24"/>
+          <w:szCs w:val="24"/>
+        </w:rPr>
+      </w:pPr>
+      <w:r>
+        <w:rPr>
+          <w:rFonts w:ascii="Cambria" w:hAnsi="Cambria"/>
+          <w:b/>
+          <w:bCs/>
+          <w:sz w:val="24"/>
+          <w:szCs w:val="24"/>
+        </w:rPr>
+        <w:lastRenderedPageBreak/>
         <w:t>Requisitos no funcionales</w:t>
       </w:r>
     </w:p>
@@ -11551,46 +12321,6 @@
     </w:p>
     <w:p>
       <w:pPr>
-        <w:spacing w:after="0" w:line="360" w:lineRule="auto"/>
-        <w:rPr>
-          <w:rFonts w:ascii="Cambria" w:hAnsi="Cambria"/>
-          <w:sz w:val="24"/>
-          <w:szCs w:val="24"/>
-        </w:rPr>
-      </w:pPr>
-    </w:p>
-    <w:p>
-      <w:pPr>
-        <w:spacing w:after="0" w:line="360" w:lineRule="auto"/>
-        <w:rPr>
-          <w:rFonts w:ascii="Cambria" w:hAnsi="Cambria"/>
-          <w:sz w:val="24"/>
-          <w:szCs w:val="24"/>
-        </w:rPr>
-      </w:pPr>
-    </w:p>
-    <w:p>
-      <w:pPr>
-        <w:spacing w:after="0" w:line="360" w:lineRule="auto"/>
-        <w:rPr>
-          <w:rFonts w:ascii="Cambria" w:hAnsi="Cambria"/>
-          <w:sz w:val="24"/>
-          <w:szCs w:val="24"/>
-        </w:rPr>
-      </w:pPr>
-    </w:p>
-    <w:p>
-      <w:pPr>
-        <w:spacing w:after="0" w:line="360" w:lineRule="auto"/>
-        <w:rPr>
-          <w:rFonts w:ascii="Cambria" w:hAnsi="Cambria"/>
-          <w:sz w:val="24"/>
-          <w:szCs w:val="24"/>
-        </w:rPr>
-      </w:pPr>
-    </w:p>
-    <w:p>
-      <w:pPr>
         <w:pStyle w:val="Prrafodelista"/>
         <w:numPr>
           <w:ilvl w:val="0"/>
@@ -11614,19 +12344,8 @@
           <w:sz w:val="40"/>
           <w:szCs w:val="40"/>
         </w:rPr>
-        <w:lastRenderedPageBreak/>
         <w:t>Restricciones de Diseño</w:t>
       </w:r>
-    </w:p>
-    <w:p>
-      <w:pPr>
-        <w:spacing w:after="0" w:line="360" w:lineRule="auto"/>
-        <w:rPr>
-          <w:rFonts w:ascii="Cambria" w:hAnsi="Cambria"/>
-          <w:sz w:val="24"/>
-          <w:szCs w:val="24"/>
-        </w:rPr>
-      </w:pPr>
     </w:p>
     <w:p>
       <w:pPr>
@@ -11952,16 +12671,6 @@
     </w:p>
     <w:p>
       <w:pPr>
-        <w:spacing w:after="0" w:line="360" w:lineRule="auto"/>
-        <w:rPr>
-          <w:rFonts w:ascii="Cambria" w:hAnsi="Cambria"/>
-          <w:sz w:val="24"/>
-          <w:szCs w:val="24"/>
-        </w:rPr>
-      </w:pPr>
-    </w:p>
-    <w:p>
-      <w:pPr>
         <w:pStyle w:val="Prrafodelista"/>
         <w:numPr>
           <w:ilvl w:val="0"/>
@@ -12045,94 +12754,6 @@
     </w:p>
     <w:p>
       <w:pPr>
-        <w:spacing w:after="0" w:line="360" w:lineRule="auto"/>
-        <w:rPr>
-          <w:rFonts w:ascii="Cambria" w:hAnsi="Cambria"/>
-          <w:sz w:val="24"/>
-          <w:szCs w:val="24"/>
-        </w:rPr>
-      </w:pPr>
-    </w:p>
-    <w:p>
-      <w:pPr>
-        <w:spacing w:after="0" w:line="360" w:lineRule="auto"/>
-        <w:rPr>
-          <w:rFonts w:ascii="Cambria" w:hAnsi="Cambria"/>
-          <w:sz w:val="24"/>
-          <w:szCs w:val="24"/>
-        </w:rPr>
-      </w:pPr>
-    </w:p>
-    <w:p>
-      <w:pPr>
-        <w:spacing w:after="0" w:line="360" w:lineRule="auto"/>
-        <w:rPr>
-          <w:rFonts w:ascii="Cambria" w:hAnsi="Cambria"/>
-          <w:sz w:val="24"/>
-          <w:szCs w:val="24"/>
-        </w:rPr>
-      </w:pPr>
-    </w:p>
-    <w:p>
-      <w:pPr>
-        <w:spacing w:after="0" w:line="360" w:lineRule="auto"/>
-        <w:rPr>
-          <w:rFonts w:ascii="Cambria" w:hAnsi="Cambria"/>
-          <w:sz w:val="24"/>
-          <w:szCs w:val="24"/>
-        </w:rPr>
-      </w:pPr>
-    </w:p>
-    <w:p>
-      <w:pPr>
-        <w:spacing w:after="0" w:line="360" w:lineRule="auto"/>
-        <w:rPr>
-          <w:rFonts w:ascii="Cambria" w:hAnsi="Cambria"/>
-          <w:sz w:val="24"/>
-          <w:szCs w:val="24"/>
-        </w:rPr>
-      </w:pPr>
-    </w:p>
-    <w:p>
-      <w:pPr>
-        <w:spacing w:after="0" w:line="360" w:lineRule="auto"/>
-        <w:rPr>
-          <w:rFonts w:ascii="Cambria" w:hAnsi="Cambria"/>
-          <w:sz w:val="24"/>
-          <w:szCs w:val="24"/>
-        </w:rPr>
-      </w:pPr>
-    </w:p>
-    <w:p>
-      <w:pPr>
-        <w:spacing w:after="0" w:line="360" w:lineRule="auto"/>
-        <w:rPr>
-          <w:rFonts w:ascii="Cambria" w:hAnsi="Cambria"/>
-          <w:sz w:val="24"/>
-          <w:szCs w:val="24"/>
-        </w:rPr>
-      </w:pPr>
-    </w:p>
-    <w:p>
-      <w:pPr>
-        <w:spacing w:after="0" w:line="360" w:lineRule="auto"/>
-        <w:rPr>
-          <w:rFonts w:ascii="Cambria" w:hAnsi="Cambria"/>
-          <w:sz w:val="24"/>
-          <w:szCs w:val="24"/>
-        </w:rPr>
-      </w:pPr>
-      <w:r>
-        <w:rPr>
-          <w:rFonts w:ascii="Cambria" w:hAnsi="Cambria"/>
-          <w:sz w:val="24"/>
-          <w:szCs w:val="24"/>
-        </w:rPr>
-        <w:br w:type="page"/>
-      </w:r>
-    </w:p>
-    <w:p>
-      <w:pPr>
         <w:pStyle w:val="Prrafodelista"/>
         <w:numPr>
           <w:ilvl w:val="0"/>
@@ -12156,7 +12777,6 @@
           <w:sz w:val="40"/>
           <w:szCs w:val="40"/>
         </w:rPr>
-        <w:lastRenderedPageBreak/>
         <w:t>Presupuesto</w:t>
       </w:r>
     </w:p>
@@ -13740,6 +14360,24 @@
           <w:sz w:val="24"/>
           <w:szCs w:val="24"/>
         </w:rPr>
+        <w:t>Beauty</w:t>
+      </w:r>
+      <w:proofErr w:type="spellEnd"/>
+      <w:r>
+        <w:rPr>
+          <w:rFonts w:ascii="Cambria" w:hAnsi="Cambria"/>
+          <w:sz w:val="24"/>
+          <w:szCs w:val="24"/>
+        </w:rPr>
+        <w:t xml:space="preserve"> </w:t>
+      </w:r>
+      <w:proofErr w:type="spellStart"/>
+      <w:r>
+        <w:rPr>
+          <w:rFonts w:ascii="Cambria" w:hAnsi="Cambria"/>
+          <w:sz w:val="24"/>
+          <w:szCs w:val="24"/>
+        </w:rPr>
         <w:t>Salon</w:t>
       </w:r>
       <w:proofErr w:type="spellEnd"/>
@@ -14346,7 +14984,7 @@
         </w:rPr>
         <w:t xml:space="preserve">," [En línea]. Disponible en: </w:t>
       </w:r>
-      <w:hyperlink r:id="rId21" w:tgtFrame="_new" w:history="1">
+      <w:hyperlink r:id="rId28" w:tgtFrame="_new" w:history="1">
         <w:r>
           <w:rPr>
             <w:rStyle w:val="Hipervnculo"/>
@@ -14407,7 +15045,7 @@
         </w:rPr>
         <w:t xml:space="preserve"> Network (MDN), "HTML, CSS y JavaScript," [En línea]. Disponible en: </w:t>
       </w:r>
-      <w:hyperlink r:id="rId22" w:tgtFrame="_new" w:history="1">
+      <w:hyperlink r:id="rId29" w:tgtFrame="_new" w:history="1">
         <w:r>
           <w:rPr>
             <w:rStyle w:val="Hipervnculo"/>
@@ -14450,7 +15088,7 @@
         </w:rPr>
         <w:t xml:space="preserve">W3Schools, "Tutoriales de desarrollo web," [En línea]. Disponible en: </w:t>
       </w:r>
-      <w:hyperlink r:id="rId23" w:tgtFrame="_new" w:history="1">
+      <w:hyperlink r:id="rId30" w:tgtFrame="_new" w:history="1">
         <w:r>
           <w:rPr>
             <w:rStyle w:val="Hipervnculo"/>
@@ -14579,7 +15217,7 @@
         </w:rPr>
         <w:t xml:space="preserve"> </w:t>
       </w:r>
-      <w:hyperlink r:id="rId24" w:history="1">
+      <w:hyperlink r:id="rId31" w:history="1">
         <w:r>
           <w:rPr>
             <w:rStyle w:val="Hipervnculo"/>
@@ -14600,8 +15238,8 @@
       </w:r>
     </w:p>
     <w:sectPr>
-      <w:headerReference w:type="default" r:id="rId25"/>
-      <w:footerReference w:type="default" r:id="rId26"/>
+      <w:headerReference w:type="default" r:id="rId32"/>
+      <w:footerReference w:type="default" r:id="rId33"/>
       <w:pgSz w:w="12240" w:h="15840"/>
       <w:pgMar w:top="1417" w:right="1701" w:bottom="1417" w:left="1701" w:header="708" w:footer="708" w:gutter="0"/>
       <w:cols w:space="708"/>
@@ -21187,23 +21825,6 @@
 </file>
 
 <file path=customXml/item2.xml><?xml version="1.0" encoding="utf-8"?>
-<p:properties xmlns:p="http://schemas.microsoft.com/office/2006/metadata/properties" xmlns:xsi="http://www.w3.org/2001/XMLSchema-instance" xmlns:pc="http://schemas.microsoft.com/office/infopath/2007/PartnerControls">
-  <documentManagement>
-    <_activity xmlns="078b839d-a31d-4d61-8132-3125da494864" xsi:nil="true"/>
-  </documentManagement>
-</p:properties>
-</file>
-
-<file path=customXml/item3.xml><?xml version="1.0" encoding="utf-8"?>
-<?mso-contentType ?>
-<FormTemplates xmlns="http://schemas.microsoft.com/sharepoint/v3/contenttype/forms">
-  <Display>DocumentLibraryForm</Display>
-  <Edit>DocumentLibraryForm</Edit>
-  <New>DocumentLibraryForm</New>
-</FormTemplates>
-</file>
-
-<file path=customXml/item4.xml><?xml version="1.0" encoding="utf-8"?>
 <ct:contentTypeSchema xmlns:ct="http://schemas.microsoft.com/office/2006/metadata/contentType" xmlns:ma="http://schemas.microsoft.com/office/2006/metadata/properties/metaAttributes" ct:_="" ma:_="" ma:contentTypeName="Document" ma:contentTypeID="0x010100E2A8716E6CB8004CB26C3B694AD289B8" ma:contentTypeVersion="10" ma:contentTypeDescription="Create a new document." ma:contentTypeScope="" ma:versionID="1be8ac4a001b4f95d903696343927364">
   <xsd:schema xmlns:xsd="http://www.w3.org/2001/XMLSchema" xmlns:xs="http://www.w3.org/2001/XMLSchema" xmlns:p="http://schemas.microsoft.com/office/2006/metadata/properties" xmlns:ns3="078b839d-a31d-4d61-8132-3125da494864" targetNamespace="http://schemas.microsoft.com/office/2006/metadata/properties" ma:root="true" ma:fieldsID="93a070e05a82cda5ce6ed337fbd4be49" ns3:_="">
     <xsd:import namespace="078b839d-a31d-4d61-8132-3125da494864"/>
@@ -21385,6 +22006,23 @@
 </ct:contentTypeSchema>
 </file>
 
+<file path=customXml/item3.xml><?xml version="1.0" encoding="utf-8"?>
+<?mso-contentType ?>
+<FormTemplates xmlns="http://schemas.microsoft.com/sharepoint/v3/contenttype/forms">
+  <Display>DocumentLibraryForm</Display>
+  <Edit>DocumentLibraryForm</Edit>
+  <New>DocumentLibraryForm</New>
+</FormTemplates>
+</file>
+
+<file path=customXml/item4.xml><?xml version="1.0" encoding="utf-8"?>
+<p:properties xmlns:p="http://schemas.microsoft.com/office/2006/metadata/properties" xmlns:xsi="http://www.w3.org/2001/XMLSchema-instance" xmlns:pc="http://schemas.microsoft.com/office/infopath/2007/PartnerControls">
+  <documentManagement>
+    <_activity xmlns="078b839d-a31d-4d61-8132-3125da494864" xsi:nil="true"/>
+  </documentManagement>
+</p:properties>
+</file>
+
 <file path=customXml/itemProps1.xml><?xml version="1.0" encoding="utf-8"?>
 <ds:datastoreItem xmlns:ds="http://schemas.openxmlformats.org/officeDocument/2006/customXml" ds:itemID="{3B6B3DA1-5AB4-4D53-AFE4-A58655BBD856}">
   <ds:schemaRefs>
@@ -21394,24 +22032,6 @@
 </file>
 
 <file path=customXml/itemProps2.xml><?xml version="1.0" encoding="utf-8"?>
-<ds:datastoreItem xmlns:ds="http://schemas.openxmlformats.org/officeDocument/2006/customXml" ds:itemID="{FEBC47F5-D0D7-4212-B351-27FB1E3FC9D1}">
-  <ds:schemaRefs>
-    <ds:schemaRef ds:uri="http://schemas.microsoft.com/office/2006/metadata/properties"/>
-    <ds:schemaRef ds:uri="http://schemas.microsoft.com/office/infopath/2007/PartnerControls"/>
-    <ds:schemaRef ds:uri="078b839d-a31d-4d61-8132-3125da494864"/>
-  </ds:schemaRefs>
-</ds:datastoreItem>
-</file>
-
-<file path=customXml/itemProps3.xml><?xml version="1.0" encoding="utf-8"?>
-<ds:datastoreItem xmlns:ds="http://schemas.openxmlformats.org/officeDocument/2006/customXml" ds:itemID="{E2F21FB4-3B98-43B9-9EF3-2943FC2E912F}">
-  <ds:schemaRefs>
-    <ds:schemaRef ds:uri="http://schemas.microsoft.com/sharepoint/v3/contenttype/forms"/>
-  </ds:schemaRefs>
-</ds:datastoreItem>
-</file>
-
-<file path=customXml/itemProps4.xml><?xml version="1.0" encoding="utf-8"?>
 <ds:datastoreItem xmlns:ds="http://schemas.openxmlformats.org/officeDocument/2006/customXml" ds:itemID="{41AB5D50-83D5-4EF7-9F91-BC637F3C22E5}">
   <ds:schemaRefs>
     <ds:schemaRef ds:uri="http://schemas.microsoft.com/office/2006/metadata/contentType"/>
@@ -21427,4 +22047,22 @@
     <ds:schemaRef ds:uri="http://schemas.microsoft.com/internal/obd"/>
   </ds:schemaRefs>
 </ds:datastoreItem>
+</file>
+
+<file path=customXml/itemProps3.xml><?xml version="1.0" encoding="utf-8"?>
+<ds:datastoreItem xmlns:ds="http://schemas.openxmlformats.org/officeDocument/2006/customXml" ds:itemID="{E2F21FB4-3B98-43B9-9EF3-2943FC2E912F}">
+  <ds:schemaRefs>
+    <ds:schemaRef ds:uri="http://schemas.microsoft.com/sharepoint/v3/contenttype/forms"/>
+  </ds:schemaRefs>
+</ds:datastoreItem>
+</file>
+
+<file path=customXml/itemProps4.xml><?xml version="1.0" encoding="utf-8"?>
+<ds:datastoreItem xmlns:ds="http://schemas.openxmlformats.org/officeDocument/2006/customXml" ds:itemID="{FEBC47F5-D0D7-4212-B351-27FB1E3FC9D1}">
+  <ds:schemaRefs>
+    <ds:schemaRef ds:uri="http://schemas.microsoft.com/office/2006/metadata/properties"/>
+    <ds:schemaRef ds:uri="http://schemas.microsoft.com/office/infopath/2007/PartnerControls"/>
+    <ds:schemaRef ds:uri="078b839d-a31d-4d61-8132-3125da494864"/>
+  </ds:schemaRefs>
+</ds:datastoreItem>
 </file>